--- a/AJAYKUMAR_DHANDAPANI_WITHOUT_ASSIGNMENTS.docx
+++ b/AJAYKUMAR_DHANDAPANI_WITHOUT_ASSIGNMENTS.docx
@@ -22,15 +22,82 @@
           <w:sz w:val="24"/>
           <w:szCs w:val="24"/>
         </w:rPr>
-        <w:pict w14:anchorId="2E9CB0A7">
-          <v:shapetype id="_x0000_t32" coordsize="21600,21600" o:spt="32" o:oned="t" path="m,l21600,21600e" filled="f">
-            <v:path arrowok="t" fillok="f" o:connecttype="none"/>
-            <o:lock v:ext="edit" shapetype="t"/>
-          </v:shapetype>
-          <v:shape id="_x0000_s2055" type="#_x0000_t32" alt="" style="position:absolute;margin-left:51pt;margin-top:11.4pt;width:469.15pt;height:0;z-index:5;mso-wrap-edited:f;mso-width-percent:0;mso-height-percent:0;mso-position-vertical-relative:line;mso-width-percent:0;mso-height-percent:0" o:connectortype="straight" strokecolor="#7f7f7f">
-            <v:stroke endarrow="diamond" endarrowwidth="wide" endarrowlength="long"/>
-          </v:shape>
-        </w:pict>
+        <mc:AlternateContent>
+          <mc:Choice Requires="wps">
+            <w:drawing>
+              <wp:anchor distT="0" distB="0" distL="114300" distR="114300" simplePos="0" relativeHeight="251663872" behindDoc="0" locked="0" layoutInCell="1" allowOverlap="1" wp14:anchorId="3D6BA055" wp14:editId="22A8054A">
+                <wp:simplePos x="0" y="0"/>
+                <wp:positionH relativeFrom="column">
+                  <wp:posOffset>647700</wp:posOffset>
+                </wp:positionH>
+                <wp:positionV relativeFrom="line">
+                  <wp:posOffset>144780</wp:posOffset>
+                </wp:positionV>
+                <wp:extent cx="5958205" cy="0"/>
+                <wp:effectExtent l="0" t="63500" r="61595" b="63500"/>
+                <wp:wrapNone/>
+                <wp:docPr id="641693588" name="AutoShape 16"/>
+                <wp:cNvGraphicFramePr>
+                  <a:graphicFrameLocks xmlns:a="http://schemas.openxmlformats.org/drawingml/2006/main"/>
+                </wp:cNvGraphicFramePr>
+                <a:graphic xmlns:a="http://schemas.openxmlformats.org/drawingml/2006/main">
+                  <a:graphicData uri="http://schemas.microsoft.com/office/word/2010/wordprocessingShape">
+                    <wps:wsp>
+                      <wps:cNvCnPr>
+                        <a:cxnSpLocks/>
+                      </wps:cNvCnPr>
+                      <wps:spPr bwMode="auto">
+                        <a:xfrm>
+                          <a:off x="0" y="0"/>
+                          <a:ext cx="5958205" cy="0"/>
+                        </a:xfrm>
+                        <a:prstGeom prst="straightConnector1">
+                          <a:avLst/>
+                        </a:prstGeom>
+                        <a:noFill/>
+                        <a:ln w="9525">
+                          <a:solidFill>
+                            <a:srgbClr val="7F7F7F"/>
+                          </a:solidFill>
+                          <a:round/>
+                          <a:headEnd/>
+                          <a:tailEnd type="diamond" w="lg" len="lg"/>
+                        </a:ln>
+                        <a:extLst>
+                          <a:ext uri="{909E8E84-426E-40DD-AFC4-6F175D3DCCD1}">
+                            <a14:hiddenFill xmlns:a14="http://schemas.microsoft.com/office/drawing/2010/main">
+                              <a:noFill/>
+                            </a14:hiddenFill>
+                          </a:ext>
+                        </a:extLst>
+                      </wps:spPr>
+                      <wps:bodyPr/>
+                    </wps:wsp>
+                  </a:graphicData>
+                </a:graphic>
+                <wp14:sizeRelH relativeFrom="page">
+                  <wp14:pctWidth>0</wp14:pctWidth>
+                </wp14:sizeRelH>
+                <wp14:sizeRelV relativeFrom="page">
+                  <wp14:pctHeight>0</wp14:pctHeight>
+                </wp14:sizeRelV>
+              </wp:anchor>
+            </w:drawing>
+          </mc:Choice>
+          <mc:Fallback>
+            <w:pict>
+              <v:shapetype w14:anchorId="3DA196D5" id="_x0000_t32" coordsize="21600,21600" o:spt="32" o:oned="t" path="m,l21600,21600e" filled="f">
+                <v:path arrowok="t" fillok="f" o:connecttype="none"/>
+                <o:lock v:ext="edit" shapetype="t"/>
+              </v:shapetype>
+              <v:shape id="AutoShape 16" o:spid="_x0000_s1026" type="#_x0000_t32" style="position:absolute;margin-left:51pt;margin-top:11.4pt;width:469.15pt;height:0;z-index:251663872;visibility:visible;mso-wrap-style:square;mso-width-percent:0;mso-height-percent:0;mso-wrap-distance-left:9pt;mso-wrap-distance-top:0;mso-wrap-distance-right:9pt;mso-wrap-distance-bottom:0;mso-position-horizontal:absolute;mso-position-horizontal-relative:text;mso-position-vertical:absolute;mso-position-vertical-relative:line;mso-width-percent:0;mso-height-percent:0;mso-width-relative:page;mso-height-relative:page" o:gfxdata="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" strokecolor="#7f7f7f">
+                <v:stroke endarrow="diamond" endarrowwidth="wide" endarrowlength="long"/>
+                <o:lock v:ext="edit" shapetype="f"/>
+                <w10:wrap anchory="line"/>
+              </v:shape>
+            </w:pict>
+          </mc:Fallback>
+        </mc:AlternateContent>
       </w:r>
       <w:r>
         <w:rPr>
@@ -103,16 +170,7 @@
         </w:rPr>
       </w:pPr>
       <w:r>
-        <w:rPr>
-          <w:rFonts w:cs="Calibri"/>
-        </w:rPr>
-        <w:t>Skilled</w:t>
-      </w:r>
-      <w:r>
-        <w:rPr>
-          <w:rFonts w:cs="Calibri"/>
-        </w:rPr>
-        <w:t xml:space="preserve"> at translating complex requirements into scalable, lightweight system designs with a strong grounding in design principles and clean architecture</w:t>
+        <w:t>Experience integrating AI/ML solutions into enterprise systems, including LLM integrations, predictive analytics, and AI-powered application enhancements</w:t>
       </w:r>
     </w:p>
     <w:p>
@@ -131,7 +189,50 @@
         <w:rPr>
           <w:rFonts w:cs="Calibri"/>
         </w:rPr>
-        <w:t>A passionate curious technologist who thrives at the intersection of architecture, innovation, and delivery</w:t>
+        <w:t>Skilled</w:t>
+      </w:r>
+      <w:r>
+        <w:rPr>
+          <w:rFonts w:cs="Calibri"/>
+        </w:rPr>
+        <w:t xml:space="preserve"> at translating complex requirements into scalable, lightweight system designs with a strong grounding in design principles and clean architecture</w:t>
+      </w:r>
+    </w:p>
+    <w:p>
+      <w:pPr>
+        <w:numPr>
+          <w:ilvl w:val="0"/>
+          <w:numId w:val="15"/>
+        </w:numPr>
+        <w:rPr>
+          <w:rFonts w:cs="Calibri"/>
+          <w:sz w:val="20"/>
+          <w:szCs w:val="20"/>
+        </w:rPr>
+      </w:pPr>
+      <w:r>
+        <w:rPr>
+          <w:rFonts w:cs="Calibri"/>
+        </w:rPr>
+        <w:t xml:space="preserve">A passionate curious technologist who thrives at the intersection of architecture, innovation, </w:t>
+      </w:r>
+      <w:r>
+        <w:rPr>
+          <w:rFonts w:cs="Calibri"/>
+        </w:rPr>
+        <w:t xml:space="preserve">efficiency, performance </w:t>
+      </w:r>
+      <w:r>
+        <w:rPr>
+          <w:rFonts w:cs="Calibri"/>
+        </w:rPr>
+        <w:t>and</w:t>
+      </w:r>
+      <w:r>
+        <w:rPr>
+          <w:rFonts w:cs="Calibri"/>
+        </w:rPr>
+        <w:t xml:space="preserve"> delivery</w:t>
       </w:r>
     </w:p>
     <w:p>
@@ -161,11 +262,78 @@
           <w:sz w:val="24"/>
           <w:szCs w:val="24"/>
         </w:rPr>
-        <w:pict w14:anchorId="64233100">
-          <v:shape id="_x0000_s2054" type="#_x0000_t32" alt="" style="position:absolute;margin-left:95.4pt;margin-top:11.85pt;width:424.7pt;height:0;z-index:6;mso-wrap-edited:f;mso-width-percent:0;mso-height-percent:0;mso-position-vertical-relative:line;mso-width-percent:0;mso-height-percent:0" o:connectortype="straight" strokecolor="#7f7f7f">
-            <v:stroke endarrow="diamond" endarrowwidth="wide" endarrowlength="long"/>
-          </v:shape>
-        </w:pict>
+        <mc:AlternateContent>
+          <mc:Choice Requires="wps">
+            <w:drawing>
+              <wp:anchor distT="0" distB="0" distL="114300" distR="114300" simplePos="0" relativeHeight="251664896" behindDoc="0" locked="0" layoutInCell="1" allowOverlap="1" wp14:anchorId="2CAA3251" wp14:editId="22DFA1CE">
+                <wp:simplePos x="0" y="0"/>
+                <wp:positionH relativeFrom="column">
+                  <wp:posOffset>1211580</wp:posOffset>
+                </wp:positionH>
+                <wp:positionV relativeFrom="line">
+                  <wp:posOffset>150495</wp:posOffset>
+                </wp:positionV>
+                <wp:extent cx="5393690" cy="0"/>
+                <wp:effectExtent l="0" t="63500" r="67310" b="63500"/>
+                <wp:wrapNone/>
+                <wp:docPr id="110920553" name="AutoShape 15"/>
+                <wp:cNvGraphicFramePr>
+                  <a:graphicFrameLocks xmlns:a="http://schemas.openxmlformats.org/drawingml/2006/main"/>
+                </wp:cNvGraphicFramePr>
+                <a:graphic xmlns:a="http://schemas.openxmlformats.org/drawingml/2006/main">
+                  <a:graphicData uri="http://schemas.microsoft.com/office/word/2010/wordprocessingShape">
+                    <wps:wsp>
+                      <wps:cNvCnPr>
+                        <a:cxnSpLocks/>
+                      </wps:cNvCnPr>
+                      <wps:spPr bwMode="auto">
+                        <a:xfrm>
+                          <a:off x="0" y="0"/>
+                          <a:ext cx="5393690" cy="0"/>
+                        </a:xfrm>
+                        <a:prstGeom prst="straightConnector1">
+                          <a:avLst/>
+                        </a:prstGeom>
+                        <a:noFill/>
+                        <a:ln w="9525">
+                          <a:solidFill>
+                            <a:srgbClr val="7F7F7F"/>
+                          </a:solidFill>
+                          <a:round/>
+                          <a:headEnd/>
+                          <a:tailEnd type="diamond" w="lg" len="lg"/>
+                        </a:ln>
+                        <a:extLst>
+                          <a:ext uri="{909E8E84-426E-40DD-AFC4-6F175D3DCCD1}">
+                            <a14:hiddenFill xmlns:a14="http://schemas.microsoft.com/office/drawing/2010/main">
+                              <a:noFill/>
+                            </a14:hiddenFill>
+                          </a:ext>
+                        </a:extLst>
+                      </wps:spPr>
+                      <wps:bodyPr/>
+                    </wps:wsp>
+                  </a:graphicData>
+                </a:graphic>
+                <wp14:sizeRelH relativeFrom="page">
+                  <wp14:pctWidth>0</wp14:pctWidth>
+                </wp14:sizeRelH>
+                <wp14:sizeRelV relativeFrom="page">
+                  <wp14:pctHeight>0</wp14:pctHeight>
+                </wp14:sizeRelV>
+              </wp:anchor>
+            </w:drawing>
+          </mc:Choice>
+          <mc:Fallback>
+            <w:pict>
+              <v:shape w14:anchorId="410283C9" id="AutoShape 15" o:spid="_x0000_s1026" type="#_x0000_t32" style="position:absolute;margin-left:95.4pt;margin-top:11.85pt;width:424.7pt;height:0;z-index:251664896;visibility:visible;mso-wrap-style:square;mso-width-percent:0;mso-height-percent:0;mso-wrap-distance-left:9pt;mso-wrap-distance-top:0;mso-wrap-distance-right:9pt;mso-wrap-distance-bottom:0;mso-position-horizontal:absolute;mso-position-horizontal-relative:text;mso-position-vertical:absolute;mso-position-vertical-relative:line;mso-width-percent:0;mso-height-percent:0;mso-width-relative:page;mso-height-relative:page" o:gfxdata="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" strokecolor="#7f7f7f">
+                <v:stroke endarrow="diamond" endarrowwidth="wide" endarrowlength="long"/>
+                <o:lock v:ext="edit" shapetype="f"/>
+                <w10:wrap anchory="line"/>
+              </v:shape>
+            </w:pict>
+          </mc:Fallback>
+        </mc:AlternateContent>
       </w:r>
       <w:r>
         <w:rPr>
@@ -219,8 +387,8 @@
         <w:tblLook w:val="0480" w:firstRow="0" w:lastRow="0" w:firstColumn="1" w:lastColumn="0" w:noHBand="0" w:noVBand="1"/>
       </w:tblPr>
       <w:tblGrid>
-        <w:gridCol w:w="4182"/>
-        <w:gridCol w:w="6500"/>
+        <w:gridCol w:w="3851"/>
+        <w:gridCol w:w="6615"/>
       </w:tblGrid>
       <w:tr>
         <w:trPr>
@@ -425,6 +593,16 @@
               </w:rPr>
               <w:t>Spring Webflux, Spring Security</w:t>
             </w:r>
+            <w:r>
+              <w:rPr>
+                <w:rFonts w:cs="Calibri"/>
+                <w:i w:val="0"/>
+                <w:iCs w:val="0"/>
+                <w:sz w:val="20"/>
+                <w:szCs w:val="20"/>
+              </w:rPr>
+              <w:t>, Spring AI</w:t>
+            </w:r>
           </w:p>
         </w:tc>
       </w:tr>
@@ -494,6 +672,16 @@
                 <w:szCs w:val="20"/>
               </w:rPr>
               <w:t>Enterprise Web Apps, Microservices, Serverless Functions, Cloud Native Apps</w:t>
+            </w:r>
+            <w:r>
+              <w:rPr>
+                <w:rFonts w:cs="Calibri"/>
+                <w:i w:val="0"/>
+                <w:iCs w:val="0"/>
+                <w:sz w:val="20"/>
+                <w:szCs w:val="20"/>
+              </w:rPr>
+              <w:t>, AI/ML Integration</w:t>
             </w:r>
           </w:p>
         </w:tc>
@@ -931,6 +1119,30 @@
           <w:b/>
           <w:bCs/>
           <w:color w:val="0070C0"/>
+          <w:sz w:val="24"/>
+          <w:szCs w:val="24"/>
+        </w:rPr>
+      </w:pPr>
+    </w:p>
+    <w:p>
+      <w:pPr>
+        <w:rPr>
+          <w:rFonts w:cs="Calibri"/>
+          <w:b/>
+          <w:bCs/>
+          <w:color w:val="0070C0"/>
+          <w:sz w:val="24"/>
+          <w:szCs w:val="24"/>
+        </w:rPr>
+      </w:pPr>
+    </w:p>
+    <w:p>
+      <w:pPr>
+        <w:rPr>
+          <w:rFonts w:cs="Calibri"/>
+          <w:b/>
+          <w:bCs/>
+          <w:color w:val="0070C0"/>
           <w:spacing w:val="-6"/>
           <w:sz w:val="24"/>
           <w:szCs w:val="20"/>
@@ -944,11 +1156,79 @@
           <w:sz w:val="24"/>
           <w:szCs w:val="24"/>
         </w:rPr>
-        <w:pict w14:anchorId="2929B4A4">
-          <v:shape id="_x0000_s2053" type="#_x0000_t32" alt="" style="position:absolute;margin-left:101.3pt;margin-top:10.3pt;width:418.2pt;height:0;z-index:2;mso-wrap-edited:f;mso-width-percent:0;mso-height-percent:0;mso-position-vertical-relative:line;mso-width-percent:0;mso-height-percent:0" o:connectortype="straight" strokecolor="#7f7f7f">
-            <v:stroke endarrow="diamond" endarrowwidth="wide" endarrowlength="long"/>
-          </v:shape>
-        </w:pict>
+        <w:lastRenderedPageBreak/>
+        <mc:AlternateContent>
+          <mc:Choice Requires="wps">
+            <w:drawing>
+              <wp:anchor distT="0" distB="0" distL="114300" distR="114300" simplePos="0" relativeHeight="251656704" behindDoc="0" locked="0" layoutInCell="1" allowOverlap="1" wp14:anchorId="0999E141" wp14:editId="784F1EF8">
+                <wp:simplePos x="0" y="0"/>
+                <wp:positionH relativeFrom="column">
+                  <wp:posOffset>1286510</wp:posOffset>
+                </wp:positionH>
+                <wp:positionV relativeFrom="line">
+                  <wp:posOffset>130810</wp:posOffset>
+                </wp:positionV>
+                <wp:extent cx="5311140" cy="0"/>
+                <wp:effectExtent l="0" t="63500" r="60960" b="63500"/>
+                <wp:wrapNone/>
+                <wp:docPr id="1736079096" name="AutoShape 14"/>
+                <wp:cNvGraphicFramePr>
+                  <a:graphicFrameLocks xmlns:a="http://schemas.openxmlformats.org/drawingml/2006/main"/>
+                </wp:cNvGraphicFramePr>
+                <a:graphic xmlns:a="http://schemas.openxmlformats.org/drawingml/2006/main">
+                  <a:graphicData uri="http://schemas.microsoft.com/office/word/2010/wordprocessingShape">
+                    <wps:wsp>
+                      <wps:cNvCnPr>
+                        <a:cxnSpLocks/>
+                      </wps:cNvCnPr>
+                      <wps:spPr bwMode="auto">
+                        <a:xfrm>
+                          <a:off x="0" y="0"/>
+                          <a:ext cx="5311140" cy="0"/>
+                        </a:xfrm>
+                        <a:prstGeom prst="straightConnector1">
+                          <a:avLst/>
+                        </a:prstGeom>
+                        <a:noFill/>
+                        <a:ln w="9525">
+                          <a:solidFill>
+                            <a:srgbClr val="7F7F7F"/>
+                          </a:solidFill>
+                          <a:round/>
+                          <a:headEnd/>
+                          <a:tailEnd type="diamond" w="lg" len="lg"/>
+                        </a:ln>
+                        <a:extLst>
+                          <a:ext uri="{909E8E84-426E-40DD-AFC4-6F175D3DCCD1}">
+                            <a14:hiddenFill xmlns:a14="http://schemas.microsoft.com/office/drawing/2010/main">
+                              <a:noFill/>
+                            </a14:hiddenFill>
+                          </a:ext>
+                        </a:extLst>
+                      </wps:spPr>
+                      <wps:bodyPr/>
+                    </wps:wsp>
+                  </a:graphicData>
+                </a:graphic>
+                <wp14:sizeRelH relativeFrom="page">
+                  <wp14:pctWidth>0</wp14:pctWidth>
+                </wp14:sizeRelH>
+                <wp14:sizeRelV relativeFrom="page">
+                  <wp14:pctHeight>0</wp14:pctHeight>
+                </wp14:sizeRelV>
+              </wp:anchor>
+            </w:drawing>
+          </mc:Choice>
+          <mc:Fallback>
+            <w:pict>
+              <v:shape w14:anchorId="7D516744" id="AutoShape 14" o:spid="_x0000_s1026" type="#_x0000_t32" style="position:absolute;margin-left:101.3pt;margin-top:10.3pt;width:418.2pt;height:0;z-index:251656704;visibility:visible;mso-wrap-style:square;mso-width-percent:0;mso-height-percent:0;mso-wrap-distance-left:9pt;mso-wrap-distance-top:0;mso-wrap-distance-right:9pt;mso-wrap-distance-bottom:0;mso-position-horizontal:absolute;mso-position-horizontal-relative:text;mso-position-vertical:absolute;mso-position-vertical-relative:line;mso-width-percent:0;mso-height-percent:0;mso-width-relative:page;mso-height-relative:page" o:gfxdata="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" strokecolor="#7f7f7f">
+                <v:stroke endarrow="diamond" endarrowwidth="wide" endarrowlength="long"/>
+                <o:lock v:ext="edit" shapetype="f"/>
+                <w10:wrap anchory="line"/>
+              </v:shape>
+            </w:pict>
+          </mc:Fallback>
+        </mc:AlternateContent>
       </w:r>
       <w:r>
         <w:rPr>
@@ -1085,7 +1365,7 @@
         </w:rPr>
       </w:pPr>
       <w:r>
-        <w:t>Designed and developed microservices and serverless functions on AWS Lambda to manage incoming laboratory test orders, track real-time test progress, and deliver results to external interfaces</w:t>
+        <w:t>Develop cloud-native Plate Design and Quantitative Analysis solution for PCR laboratory workflows, focusing on scalability and precision data handling</w:t>
       </w:r>
     </w:p>
     <w:p>
@@ -1102,7 +1382,13 @@
         </w:rPr>
       </w:pPr>
       <w:r>
-        <w:t>Currently building a cloud-native Plate Design and Quantitative Analysis solution for PCR laboratory workflows, focusing on scalability and precision data handling</w:t>
+        <w:t>Design</w:t>
+      </w:r>
+      <w:r>
+        <w:t xml:space="preserve"> </w:t>
+      </w:r>
+      <w:r>
+        <w:t>and develop microservices and serverless functions on AWS to manage incoming laboratory test orders, track real-time test progress, and deliver results to external interfaces</w:t>
       </w:r>
     </w:p>
     <w:p>
@@ -1136,7 +1422,6 @@
           <w:sz w:val="20"/>
           <w:szCs w:val="20"/>
         </w:rPr>
-        <w:lastRenderedPageBreak/>
         <w:t xml:space="preserve">Software Developer – Java | 01-May-2019 – </w:t>
       </w:r>
       <w:r>
@@ -1230,7 +1515,31 @@
           <w:sz w:val="20"/>
           <w:szCs w:val="20"/>
         </w:rPr>
-        <w:t>scale printing by Canon</w:t>
+        <w:t xml:space="preserve">scale printing </w:t>
+      </w:r>
+      <w:r>
+        <w:rPr>
+          <w:rFonts w:cs="Calibri"/>
+          <w:sz w:val="20"/>
+          <w:szCs w:val="20"/>
+        </w:rPr>
+        <w:t xml:space="preserve">for </w:t>
+      </w:r>
+      <w:r>
+        <w:rPr>
+          <w:rFonts w:cs="Calibri"/>
+          <w:sz w:val="20"/>
+          <w:szCs w:val="20"/>
+        </w:rPr>
+        <w:t xml:space="preserve"> Canon</w:t>
+      </w:r>
+      <w:r>
+        <w:rPr>
+          <w:rFonts w:cs="Calibri"/>
+          <w:sz w:val="20"/>
+          <w:szCs w:val="20"/>
+        </w:rPr>
+        <w:t xml:space="preserve"> printers</w:t>
       </w:r>
     </w:p>
     <w:p>
@@ -1334,12 +1643,10 @@
         </w:rPr>
       </w:pPr>
       <w:r>
-        <w:rPr>
-          <w:rFonts w:cs="Calibri"/>
-          <w:sz w:val="20"/>
-          <w:szCs w:val="20"/>
-        </w:rPr>
-        <w:t>Preparation of technical proposals and solution architecture for new requirements and projects</w:t>
+        <w:t>Defined technical proposals and architected solutions for new software products, translating business requirements into scalable and maintainable technology strategies</w:t>
+      </w:r>
+      <w:r>
+        <w:t xml:space="preserve"> </w:t>
       </w:r>
     </w:p>
     <w:p>
@@ -1356,185 +1663,7 @@
         </w:rPr>
       </w:pPr>
       <w:r>
-        <w:rPr>
-          <w:rFonts w:cs="Calibri"/>
-          <w:sz w:val="20"/>
-          <w:szCs w:val="20"/>
-        </w:rPr>
-        <w:t xml:space="preserve">Member of Centre of </w:t>
-      </w:r>
-      <w:r>
-        <w:rPr>
-          <w:rFonts w:cs="Calibri"/>
-          <w:sz w:val="20"/>
-          <w:szCs w:val="20"/>
-        </w:rPr>
-        <w:t>Excellence, research</w:t>
-      </w:r>
-      <w:r>
-        <w:rPr>
-          <w:rFonts w:cs="Calibri"/>
-          <w:sz w:val="20"/>
-          <w:szCs w:val="20"/>
-        </w:rPr>
-        <w:t xml:space="preserve"> on evolving technologies and </w:t>
-      </w:r>
-      <w:r>
-        <w:rPr>
-          <w:rFonts w:cs="Calibri"/>
-          <w:sz w:val="20"/>
-          <w:szCs w:val="20"/>
-        </w:rPr>
-        <w:t>develop</w:t>
-      </w:r>
-      <w:r>
-        <w:rPr>
-          <w:rFonts w:cs="Calibri"/>
-          <w:sz w:val="20"/>
-          <w:szCs w:val="20"/>
-        </w:rPr>
-        <w:t xml:space="preserve"> the proof of concepts for the upcoming requirements</w:t>
-      </w:r>
-    </w:p>
-    <w:p>
-      <w:pPr>
-        <w:spacing w:after="0"/>
-        <w:ind w:left="1440"/>
-        <w:rPr>
-          <w:rFonts w:cs="Calibri"/>
-          <w:sz w:val="20"/>
-          <w:szCs w:val="20"/>
-        </w:rPr>
-      </w:pPr>
-    </w:p>
-    <w:p>
-      <w:pPr>
-        <w:numPr>
-          <w:ilvl w:val="0"/>
-          <w:numId w:val="16"/>
-        </w:numPr>
-        <w:rPr>
-          <w:rFonts w:cs="Calibri"/>
-        </w:rPr>
-      </w:pPr>
-      <w:r>
-        <w:rPr>
-          <w:rFonts w:cs="Calibri"/>
-          <w:b/>
-          <w:sz w:val="20"/>
-          <w:szCs w:val="20"/>
-        </w:rPr>
-        <w:t>Individual Contributor</w:t>
-      </w:r>
-      <w:r>
-        <w:rPr>
-          <w:rFonts w:cs="Calibri"/>
-          <w:szCs w:val="28"/>
-        </w:rPr>
-        <w:t xml:space="preserve"> | </w:t>
-      </w:r>
-      <w:r>
-        <w:rPr>
-          <w:rFonts w:cs="Calibri"/>
-          <w:i/>
-          <w:sz w:val="20"/>
-        </w:rPr>
-        <w:t>08</w:t>
-      </w:r>
-      <w:r>
-        <w:rPr>
-          <w:rFonts w:cs="Calibri"/>
-          <w:i/>
-          <w:sz w:val="20"/>
-        </w:rPr>
-        <w:t xml:space="preserve"> </w:t>
-      </w:r>
-      <w:r>
-        <w:rPr>
-          <w:rFonts w:cs="Calibri"/>
-          <w:i/>
-          <w:sz w:val="20"/>
-        </w:rPr>
-        <w:t>March</w:t>
-      </w:r>
-      <w:r>
-        <w:rPr>
-          <w:rFonts w:cs="Calibri"/>
-          <w:i/>
-          <w:sz w:val="20"/>
-        </w:rPr>
-        <w:t xml:space="preserve"> 201</w:t>
-      </w:r>
-      <w:r>
-        <w:rPr>
-          <w:rFonts w:cs="Calibri"/>
-          <w:i/>
-          <w:sz w:val="20"/>
-        </w:rPr>
-        <w:t>0</w:t>
-      </w:r>
-      <w:r>
-        <w:rPr>
-          <w:rFonts w:cs="Calibri"/>
-          <w:i/>
-          <w:sz w:val="20"/>
-        </w:rPr>
-        <w:t xml:space="preserve"> – </w:t>
-      </w:r>
-      <w:r>
-        <w:rPr>
-          <w:rFonts w:cs="Calibri"/>
-          <w:i/>
-          <w:sz w:val="20"/>
-        </w:rPr>
-        <w:t>0</w:t>
-      </w:r>
-      <w:r>
-        <w:rPr>
-          <w:rFonts w:cs="Calibri"/>
-          <w:i/>
-          <w:sz w:val="20"/>
-        </w:rPr>
-        <w:t xml:space="preserve">6 </w:t>
-      </w:r>
-      <w:r>
-        <w:rPr>
-          <w:rFonts w:cs="Calibri"/>
-          <w:i/>
-          <w:sz w:val="20"/>
-        </w:rPr>
-        <w:t>Jun</w:t>
-      </w:r>
-      <w:r>
-        <w:rPr>
-          <w:rFonts w:cs="Calibri"/>
-          <w:i/>
-          <w:sz w:val="20"/>
-        </w:rPr>
-        <w:t xml:space="preserve"> 201</w:t>
-      </w:r>
-      <w:r>
-        <w:rPr>
-          <w:rFonts w:cs="Calibri"/>
-          <w:i/>
-          <w:sz w:val="20"/>
-        </w:rPr>
-        <w:t>3</w:t>
-      </w:r>
-      <w:r>
-        <w:rPr>
-          <w:rFonts w:cs="Calibri"/>
-        </w:rPr>
-        <w:br/>
-      </w:r>
-      <w:r>
-        <w:rPr>
-          <w:rFonts w:cs="Calibri"/>
-          <w:b/>
-          <w:sz w:val="20"/>
-          <w:szCs w:val="20"/>
-        </w:rPr>
-        <w:t>Oracle Financial Services and Software Solutions, Chennai (India)</w:t>
+        <w:t>Drove modernization initiatives by migrating monolithic applications to microservices and cloud-native architectures</w:t>
       </w:r>
     </w:p>
     <w:p>
@@ -1551,24 +1680,157 @@
         </w:rPr>
       </w:pPr>
       <w:r>
+        <w:t>Contributed as a Centre of Excellence (CoE) member by evaluating emerging technologies, conducting technical research, and building proof-of-concepts (PoCs) for strategic and upcoming business needs</w:t>
+      </w:r>
+    </w:p>
+    <w:p>
+      <w:pPr>
+        <w:spacing w:after="0"/>
+        <w:ind w:left="1440"/>
         <w:rPr>
           <w:rFonts w:cs="Calibri"/>
           <w:sz w:val="20"/>
           <w:szCs w:val="20"/>
-        </w:rPr>
-        <w:t xml:space="preserve">Responsible for requirement gathering, analysis, implementation of web </w:t>
-      </w:r>
-      <w:r>
-        <w:rPr>
-          <w:rFonts w:cs="Calibri"/>
+          <w:lang w:val="en-DE"/>
+        </w:rPr>
+      </w:pPr>
+    </w:p>
+    <w:p>
+      <w:pPr>
+        <w:numPr>
+          <w:ilvl w:val="0"/>
+          <w:numId w:val="16"/>
+        </w:numPr>
+        <w:rPr>
+          <w:rFonts w:cs="Calibri"/>
+        </w:rPr>
+      </w:pPr>
+      <w:r>
+        <w:rPr>
+          <w:rFonts w:cs="Calibri"/>
+          <w:b/>
           <w:sz w:val="20"/>
           <w:szCs w:val="20"/>
         </w:rPr>
-        <w:t>apps for Investment Banks</w:t>
+        <w:t>Individual Contributor</w:t>
+      </w:r>
+      <w:r>
+        <w:rPr>
+          <w:rFonts w:cs="Calibri"/>
+          <w:szCs w:val="28"/>
+        </w:rPr>
+        <w:t xml:space="preserve"> | </w:t>
+      </w:r>
+      <w:r>
+        <w:rPr>
+          <w:rFonts w:cs="Calibri"/>
+          <w:i/>
+          <w:sz w:val="20"/>
+        </w:rPr>
+        <w:t>08</w:t>
+      </w:r>
+      <w:r>
+        <w:rPr>
+          <w:rFonts w:cs="Calibri"/>
+          <w:i/>
+          <w:sz w:val="20"/>
+        </w:rPr>
+        <w:t xml:space="preserve"> </w:t>
+      </w:r>
+      <w:r>
+        <w:rPr>
+          <w:rFonts w:cs="Calibri"/>
+          <w:i/>
+          <w:sz w:val="20"/>
+        </w:rPr>
+        <w:t>March</w:t>
+      </w:r>
+      <w:r>
+        <w:rPr>
+          <w:rFonts w:cs="Calibri"/>
+          <w:i/>
+          <w:sz w:val="20"/>
+        </w:rPr>
+        <w:t xml:space="preserve"> 201</w:t>
+      </w:r>
+      <w:r>
+        <w:rPr>
+          <w:rFonts w:cs="Calibri"/>
+          <w:i/>
+          <w:sz w:val="20"/>
+        </w:rPr>
+        <w:t>0</w:t>
+      </w:r>
+      <w:r>
+        <w:rPr>
+          <w:rFonts w:cs="Calibri"/>
+          <w:i/>
+          <w:sz w:val="20"/>
+        </w:rPr>
+        <w:t xml:space="preserve"> – </w:t>
+      </w:r>
+      <w:r>
+        <w:rPr>
+          <w:rFonts w:cs="Calibri"/>
+          <w:i/>
+          <w:sz w:val="20"/>
+        </w:rPr>
+        <w:t>0</w:t>
+      </w:r>
+      <w:r>
+        <w:rPr>
+          <w:rFonts w:cs="Calibri"/>
+          <w:i/>
+          <w:sz w:val="20"/>
+        </w:rPr>
+        <w:t xml:space="preserve">6 </w:t>
+      </w:r>
+      <w:r>
+        <w:rPr>
+          <w:rFonts w:cs="Calibri"/>
+          <w:i/>
+          <w:sz w:val="20"/>
+        </w:rPr>
+        <w:t>Jun</w:t>
+      </w:r>
+      <w:r>
+        <w:rPr>
+          <w:rFonts w:cs="Calibri"/>
+          <w:i/>
+          <w:sz w:val="20"/>
+        </w:rPr>
+        <w:t xml:space="preserve"> 201</w:t>
+      </w:r>
+      <w:r>
+        <w:rPr>
+          <w:rFonts w:cs="Calibri"/>
+          <w:i/>
+          <w:sz w:val="20"/>
+        </w:rPr>
+        <w:t>3</w:t>
+      </w:r>
+      <w:r>
+        <w:rPr>
+          <w:rFonts w:cs="Calibri"/>
+        </w:rPr>
+        <w:br/>
+      </w:r>
+      <w:r>
+        <w:rPr>
+          <w:rFonts w:cs="Calibri"/>
+          <w:b/>
+          <w:sz w:val="20"/>
+          <w:szCs w:val="20"/>
+        </w:rPr>
+        <w:t>Oracle Financial Services and Software Solutions, Chennai (India)</w:t>
       </w:r>
     </w:p>
     <w:p>
       <w:pPr>
+        <w:numPr>
+          <w:ilvl w:val="1"/>
+          <w:numId w:val="16"/>
+        </w:numPr>
         <w:spacing w:after="0"/>
         <w:rPr>
           <w:rFonts w:cs="Calibri"/>
@@ -1577,13 +1839,45 @@
         </w:rPr>
       </w:pPr>
       <w:r>
+        <w:t>Began my professional career as a Business Trainee, building strong foundations in software engineering and domain knowledge</w:t>
+      </w:r>
+    </w:p>
+    <w:p>
+      <w:pPr>
+        <w:numPr>
+          <w:ilvl w:val="1"/>
+          <w:numId w:val="16"/>
+        </w:numPr>
+        <w:spacing w:after="0"/>
         <w:rPr>
           <w:rFonts w:cs="Calibri"/>
           <w:sz w:val="20"/>
           <w:szCs w:val="20"/>
         </w:rPr>
-        <w:t xml:space="preserve"> </w:t>
-      </w:r>
+      </w:pPr>
+      <w:r>
+        <w:t>Contributed to the development of investment banking products, supporting the delivery of business-critical applications and financial solutions</w:t>
+      </w:r>
+    </w:p>
+    <w:p>
+      <w:pPr>
+        <w:spacing w:after="0"/>
+        <w:rPr>
+          <w:rFonts w:cs="Calibri"/>
+          <w:sz w:val="20"/>
+          <w:szCs w:val="20"/>
+        </w:rPr>
+      </w:pPr>
+    </w:p>
+    <w:p>
+      <w:pPr>
+        <w:spacing w:after="0"/>
+        <w:rPr>
+          <w:rFonts w:cs="Calibri"/>
+          <w:sz w:val="20"/>
+          <w:szCs w:val="20"/>
+        </w:rPr>
+      </w:pPr>
     </w:p>
     <w:p>
       <w:pPr>
@@ -1605,11 +1899,78 @@
           <w:sz w:val="24"/>
           <w:szCs w:val="24"/>
         </w:rPr>
-        <w:pict w14:anchorId="2BD4FF16">
-          <v:shape id="_x0000_s2052" type="#_x0000_t32" alt="" style="position:absolute;margin-left:67.8pt;margin-top:10.55pt;width:447.7pt;height:0;z-index:1;mso-wrap-edited:f;mso-width-percent:0;mso-height-percent:0;mso-position-vertical-relative:line;mso-width-percent:0;mso-height-percent:0" o:connectortype="straight" strokecolor="#7f7f7f">
-            <v:stroke endarrow="diamond" endarrowwidth="wide" endarrowlength="long"/>
-          </v:shape>
-        </w:pict>
+        <mc:AlternateContent>
+          <mc:Choice Requires="wps">
+            <w:drawing>
+              <wp:anchor distT="0" distB="0" distL="114300" distR="114300" simplePos="0" relativeHeight="251655680" behindDoc="0" locked="0" layoutInCell="1" allowOverlap="1" wp14:anchorId="13568DD8" wp14:editId="0E6406B5">
+                <wp:simplePos x="0" y="0"/>
+                <wp:positionH relativeFrom="column">
+                  <wp:posOffset>861060</wp:posOffset>
+                </wp:positionH>
+                <wp:positionV relativeFrom="line">
+                  <wp:posOffset>133985</wp:posOffset>
+                </wp:positionV>
+                <wp:extent cx="5685790" cy="0"/>
+                <wp:effectExtent l="0" t="63500" r="67310" b="63500"/>
+                <wp:wrapNone/>
+                <wp:docPr id="455972212" name="AutoShape 13"/>
+                <wp:cNvGraphicFramePr>
+                  <a:graphicFrameLocks xmlns:a="http://schemas.openxmlformats.org/drawingml/2006/main"/>
+                </wp:cNvGraphicFramePr>
+                <a:graphic xmlns:a="http://schemas.openxmlformats.org/drawingml/2006/main">
+                  <a:graphicData uri="http://schemas.microsoft.com/office/word/2010/wordprocessingShape">
+                    <wps:wsp>
+                      <wps:cNvCnPr>
+                        <a:cxnSpLocks/>
+                      </wps:cNvCnPr>
+                      <wps:spPr bwMode="auto">
+                        <a:xfrm>
+                          <a:off x="0" y="0"/>
+                          <a:ext cx="5685790" cy="0"/>
+                        </a:xfrm>
+                        <a:prstGeom prst="straightConnector1">
+                          <a:avLst/>
+                        </a:prstGeom>
+                        <a:noFill/>
+                        <a:ln w="9525">
+                          <a:solidFill>
+                            <a:srgbClr val="7F7F7F"/>
+                          </a:solidFill>
+                          <a:round/>
+                          <a:headEnd/>
+                          <a:tailEnd type="diamond" w="lg" len="lg"/>
+                        </a:ln>
+                        <a:extLst>
+                          <a:ext uri="{909E8E84-426E-40DD-AFC4-6F175D3DCCD1}">
+                            <a14:hiddenFill xmlns:a14="http://schemas.microsoft.com/office/drawing/2010/main">
+                              <a:noFill/>
+                            </a14:hiddenFill>
+                          </a:ext>
+                        </a:extLst>
+                      </wps:spPr>
+                      <wps:bodyPr/>
+                    </wps:wsp>
+                  </a:graphicData>
+                </a:graphic>
+                <wp14:sizeRelH relativeFrom="page">
+                  <wp14:pctWidth>0</wp14:pctWidth>
+                </wp14:sizeRelH>
+                <wp14:sizeRelV relativeFrom="page">
+                  <wp14:pctHeight>0</wp14:pctHeight>
+                </wp14:sizeRelV>
+              </wp:anchor>
+            </w:drawing>
+          </mc:Choice>
+          <mc:Fallback>
+            <w:pict>
+              <v:shape w14:anchorId="318C70E0" id="AutoShape 13" o:spid="_x0000_s1026" type="#_x0000_t32" style="position:absolute;margin-left:67.8pt;margin-top:10.55pt;width:447.7pt;height:0;z-index:251655680;visibility:visible;mso-wrap-style:square;mso-width-percent:0;mso-height-percent:0;mso-wrap-distance-left:9pt;mso-wrap-distance-top:0;mso-wrap-distance-right:9pt;mso-wrap-distance-bottom:0;mso-position-horizontal:absolute;mso-position-horizontal-relative:text;mso-position-vertical:absolute;mso-position-vertical-relative:line;mso-width-percent:0;mso-height-percent:0;mso-width-relative:page;mso-height-relative:page" o:gfxdata="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" strokecolor="#7f7f7f">
+                <v:stroke endarrow="diamond" endarrowwidth="wide" endarrowlength="long"/>
+                <o:lock v:ext="edit" shapetype="f"/>
+                <w10:wrap anchory="line"/>
+              </v:shape>
+            </w:pict>
+          </mc:Fallback>
+        </mc:AlternateContent>
       </w:r>
       <w:r>
         <w:rPr>
@@ -1754,11 +2115,78 @@
           <w:color w:val="0070C0"/>
           <w:sz w:val="24"/>
         </w:rPr>
-        <w:pict w14:anchorId="1FB1FD67">
-          <v:shape id="_x0000_s2051" type="#_x0000_t32" alt="" style="position:absolute;margin-left:87.05pt;margin-top:11.3pt;width:429.95pt;height:0;z-index:3;mso-wrap-edited:f;mso-width-percent:0;mso-height-percent:0;mso-position-vertical-relative:line;mso-width-percent:0;mso-height-percent:0" o:connectortype="straight" strokecolor="#7f7f7f">
-            <v:stroke endarrow="diamond" endarrowwidth="wide" endarrowlength="long"/>
-          </v:shape>
-        </w:pict>
+        <mc:AlternateContent>
+          <mc:Choice Requires="wps">
+            <w:drawing>
+              <wp:anchor distT="0" distB="0" distL="114300" distR="114300" simplePos="0" relativeHeight="251657728" behindDoc="0" locked="0" layoutInCell="1" allowOverlap="1" wp14:anchorId="070F9662" wp14:editId="2E6215E9">
+                <wp:simplePos x="0" y="0"/>
+                <wp:positionH relativeFrom="column">
+                  <wp:posOffset>1105535</wp:posOffset>
+                </wp:positionH>
+                <wp:positionV relativeFrom="line">
+                  <wp:posOffset>143510</wp:posOffset>
+                </wp:positionV>
+                <wp:extent cx="5460365" cy="0"/>
+                <wp:effectExtent l="0" t="63500" r="64135" b="63500"/>
+                <wp:wrapNone/>
+                <wp:docPr id="1369865400" name="AutoShape 12"/>
+                <wp:cNvGraphicFramePr>
+                  <a:graphicFrameLocks xmlns:a="http://schemas.openxmlformats.org/drawingml/2006/main"/>
+                </wp:cNvGraphicFramePr>
+                <a:graphic xmlns:a="http://schemas.openxmlformats.org/drawingml/2006/main">
+                  <a:graphicData uri="http://schemas.microsoft.com/office/word/2010/wordprocessingShape">
+                    <wps:wsp>
+                      <wps:cNvCnPr>
+                        <a:cxnSpLocks/>
+                      </wps:cNvCnPr>
+                      <wps:spPr bwMode="auto">
+                        <a:xfrm>
+                          <a:off x="0" y="0"/>
+                          <a:ext cx="5460365" cy="0"/>
+                        </a:xfrm>
+                        <a:prstGeom prst="straightConnector1">
+                          <a:avLst/>
+                        </a:prstGeom>
+                        <a:noFill/>
+                        <a:ln w="9525">
+                          <a:solidFill>
+                            <a:srgbClr val="7F7F7F"/>
+                          </a:solidFill>
+                          <a:round/>
+                          <a:headEnd/>
+                          <a:tailEnd type="diamond" w="lg" len="lg"/>
+                        </a:ln>
+                        <a:extLst>
+                          <a:ext uri="{909E8E84-426E-40DD-AFC4-6F175D3DCCD1}">
+                            <a14:hiddenFill xmlns:a14="http://schemas.microsoft.com/office/drawing/2010/main">
+                              <a:noFill/>
+                            </a14:hiddenFill>
+                          </a:ext>
+                        </a:extLst>
+                      </wps:spPr>
+                      <wps:bodyPr/>
+                    </wps:wsp>
+                  </a:graphicData>
+                </a:graphic>
+                <wp14:sizeRelH relativeFrom="page">
+                  <wp14:pctWidth>0</wp14:pctWidth>
+                </wp14:sizeRelH>
+                <wp14:sizeRelV relativeFrom="page">
+                  <wp14:pctHeight>0</wp14:pctHeight>
+                </wp14:sizeRelV>
+              </wp:anchor>
+            </w:drawing>
+          </mc:Choice>
+          <mc:Fallback>
+            <w:pict>
+              <v:shape w14:anchorId="3D34CB42" id="AutoShape 12" o:spid="_x0000_s1026" type="#_x0000_t32" style="position:absolute;margin-left:87.05pt;margin-top:11.3pt;width:429.95pt;height:0;z-index:251657728;visibility:visible;mso-wrap-style:square;mso-width-percent:0;mso-height-percent:0;mso-wrap-distance-left:9pt;mso-wrap-distance-top:0;mso-wrap-distance-right:9pt;mso-wrap-distance-bottom:0;mso-position-horizontal:absolute;mso-position-horizontal-relative:text;mso-position-vertical:absolute;mso-position-vertical-relative:line;mso-width-percent:0;mso-height-percent:0;mso-width-relative:page;mso-height-relative:page" o:gfxdata="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" strokecolor="#7f7f7f">
+                <v:stroke endarrow="diamond" endarrowwidth="wide" endarrowlength="long"/>
+                <o:lock v:ext="edit" shapetype="f"/>
+                <w10:wrap anchory="line"/>
+              </v:shape>
+            </w:pict>
+          </mc:Fallback>
+        </mc:AlternateContent>
       </w:r>
       <w:r>
         <w:rPr>
@@ -1812,11 +2240,59 @@
     </w:p>
     <w:p>
       <w:pPr>
+        <w:pStyle w:val="ListParagraph"/>
+        <w:numPr>
+          <w:ilvl w:val="0"/>
+          <w:numId w:val="32"/>
+        </w:numPr>
+        <w:spacing w:after="0"/>
+      </w:pPr>
+      <w:r>
+        <w:t>Successfully owned and delivered the end-to-end development of the OTC (Over-the-Counter) module from the ground up for the TPS product</w:t>
+      </w:r>
+    </w:p>
+    <w:p>
+      <w:pPr>
+        <w:pStyle w:val="ListParagraph"/>
+        <w:numPr>
+          <w:ilvl w:val="0"/>
+          <w:numId w:val="33"/>
+        </w:numPr>
+        <w:spacing w:after="0"/>
+      </w:pPr>
+      <w:r>
+        <w:t>Performed root cause analysis and implemented a solution to address high memory consumption in the MyHR application, reducing operational costs and improving system availability by preventing frequent outages</w:t>
+      </w:r>
+    </w:p>
+    <w:p>
+      <w:pPr>
+        <w:pStyle w:val="ListParagraph"/>
+        <w:numPr>
+          <w:ilvl w:val="0"/>
+          <w:numId w:val="33"/>
+        </w:numPr>
+        <w:spacing w:after="0"/>
+      </w:pPr>
+      <w:r>
+        <w:t>Enabled the portability of the Thing Book application across multiple cloud platforms, including Azure and Pivotal, improving deployment flexibility and platform compatibility</w:t>
+      </w:r>
+    </w:p>
+    <w:p>
+      <w:pPr>
+        <w:pStyle w:val="ListParagraph"/>
+        <w:numPr>
+          <w:ilvl w:val="0"/>
+          <w:numId w:val="33"/>
+        </w:numPr>
+        <w:spacing w:after="0"/>
+      </w:pPr>
+      <w:r>
+        <w:t>Proactively volunteered for complex technical challenges and consistently delivered effective, adaptable, and high-quality solutions</w:t>
+      </w:r>
+    </w:p>
+    <w:p>
+      <w:pPr>
         <w:pStyle w:val="europass5fbulleted5flist"/>
-        <w:numPr>
-          <w:ilvl w:val="1"/>
-          <w:numId w:val="28"/>
-        </w:numPr>
         <w:spacing w:before="4" w:after="8"/>
         <w:rPr>
           <w:rFonts w:ascii="Calibri" w:hAnsi="Calibri" w:cs="Calibri"/>
@@ -1828,70 +2304,94 @@
       </w:pPr>
       <w:r>
         <w:rPr>
+          <w:rFonts w:ascii="Arial Nova" w:hAnsi="Arial Nova"/>
+          <w:noProof/>
+          <w:color w:val="auto"/>
+          <w:spacing w:val="0"/>
+          <w:sz w:val="20"/>
+          <w:szCs w:val="20"/>
+        </w:rPr>
+        <mc:AlternateContent>
+          <mc:Choice Requires="wps">
+            <w:drawing>
+              <wp:anchor distT="0" distB="0" distL="114300" distR="114300" simplePos="0" relativeHeight="251659776" behindDoc="0" locked="0" layoutInCell="1" allowOverlap="1" wp14:anchorId="0E32E4A8" wp14:editId="03EF626A">
+                <wp:simplePos x="0" y="0"/>
+                <wp:positionH relativeFrom="column">
+                  <wp:posOffset>285750</wp:posOffset>
+                </wp:positionH>
+                <wp:positionV relativeFrom="line">
+                  <wp:posOffset>70485</wp:posOffset>
+                </wp:positionV>
+                <wp:extent cx="5867400" cy="0"/>
+                <wp:effectExtent l="0" t="0" r="0" b="0"/>
+                <wp:wrapNone/>
+                <wp:docPr id="1950706910" name="AutoShape 11"/>
+                <wp:cNvGraphicFramePr>
+                  <a:graphicFrameLocks xmlns:a="http://schemas.openxmlformats.org/drawingml/2006/main"/>
+                </wp:cNvGraphicFramePr>
+                <a:graphic xmlns:a="http://schemas.openxmlformats.org/drawingml/2006/main">
+                  <a:graphicData uri="http://schemas.microsoft.com/office/word/2010/wordprocessingShape">
+                    <wps:wsp>
+                      <wps:cNvCnPr>
+                        <a:cxnSpLocks/>
+                      </wps:cNvCnPr>
+                      <wps:spPr bwMode="auto">
+                        <a:xfrm>
+                          <a:off x="0" y="0"/>
+                          <a:ext cx="5867400" cy="0"/>
+                        </a:xfrm>
+                        <a:prstGeom prst="straightConnector1">
+                          <a:avLst/>
+                        </a:prstGeom>
+                        <a:noFill/>
+                        <a:ln w="9525">
+                          <a:solidFill>
+                            <a:srgbClr val="BFBFBF"/>
+                          </a:solidFill>
+                          <a:round/>
+                          <a:headEnd/>
+                          <a:tailEnd/>
+                        </a:ln>
+                        <a:extLst>
+                          <a:ext uri="{909E8E84-426E-40DD-AFC4-6F175D3DCCD1}">
+                            <a14:hiddenFill xmlns:a14="http://schemas.microsoft.com/office/drawing/2010/main">
+                              <a:noFill/>
+                            </a14:hiddenFill>
+                          </a:ext>
+                        </a:extLst>
+                      </wps:spPr>
+                      <wps:bodyPr/>
+                    </wps:wsp>
+                  </a:graphicData>
+                </a:graphic>
+                <wp14:sizeRelH relativeFrom="page">
+                  <wp14:pctWidth>0</wp14:pctWidth>
+                </wp14:sizeRelH>
+                <wp14:sizeRelV relativeFrom="page">
+                  <wp14:pctHeight>0</wp14:pctHeight>
+                </wp14:sizeRelV>
+              </wp:anchor>
+            </w:drawing>
+          </mc:Choice>
+          <mc:Fallback>
+            <w:pict>
+              <v:shape w14:anchorId="51756FBB" id="AutoShape 11" o:spid="_x0000_s1026" type="#_x0000_t32" style="position:absolute;margin-left:22.5pt;margin-top:5.55pt;width:462pt;height:0;z-index:251659776;visibility:visible;mso-wrap-style:square;mso-width-percent:0;mso-height-percent:0;mso-wrap-distance-left:9pt;mso-wrap-distance-top:0;mso-wrap-distance-right:9pt;mso-wrap-distance-bottom:0;mso-position-horizontal:absolute;mso-position-horizontal-relative:text;mso-position-vertical:absolute;mso-position-vertical-relative:line;mso-width-percent:0;mso-height-percent:0;mso-width-relative:page;mso-height-relative:page" o:gfxdata="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" strokecolor="#bfbfbf">
+                <o:lock v:ext="edit" shapetype="f"/>
+                <w10:wrap anchory="line"/>
+              </v:shape>
+            </w:pict>
+          </mc:Fallback>
+        </mc:AlternateContent>
+      </w:r>
+      <w:r>
+        <w:rPr>
           <w:rFonts w:ascii="Calibri" w:hAnsi="Calibri" w:cs="Calibri"/>
           <w:color w:val="auto"/>
           <w:spacing w:val="0"/>
           <w:sz w:val="20"/>
           <w:szCs w:val="20"/>
         </w:rPr>
-        <w:t>Ownership of complete development of the OTC module from scratch in TPS product</w:t>
-      </w:r>
-    </w:p>
-    <w:p>
-      <w:pPr>
-        <w:pStyle w:val="europass5fbulleted5flist"/>
-        <w:numPr>
-          <w:ilvl w:val="1"/>
-          <w:numId w:val="28"/>
-        </w:numPr>
-        <w:spacing w:before="4" w:after="8"/>
-        <w:rPr>
-          <w:rFonts w:ascii="Calibri" w:hAnsi="Calibri" w:cs="Calibri"/>
-          <w:color w:val="auto"/>
-          <w:spacing w:val="0"/>
-          <w:sz w:val="20"/>
-          <w:szCs w:val="20"/>
-        </w:rPr>
-      </w:pPr>
-      <w:r>
-        <w:rPr>
-          <w:rFonts w:ascii="Calibri" w:hAnsi="Calibri" w:cs="Calibri"/>
-          <w:color w:val="auto"/>
-          <w:spacing w:val="0"/>
-          <w:sz w:val="20"/>
-          <w:szCs w:val="20"/>
-        </w:rPr>
-        <w:t>Did r</w:t>
-      </w:r>
-      <w:r>
-        <w:rPr>
-          <w:rFonts w:ascii="Calibri" w:hAnsi="Calibri" w:cs="Calibri"/>
-          <w:color w:val="auto"/>
-          <w:spacing w:val="0"/>
-          <w:sz w:val="20"/>
-          <w:szCs w:val="20"/>
-        </w:rPr>
-        <w:t xml:space="preserve">oot cause analysis and </w:t>
-      </w:r>
-      <w:r>
-        <w:rPr>
-          <w:rFonts w:ascii="Calibri" w:hAnsi="Calibri" w:cs="Calibri"/>
-          <w:color w:val="auto"/>
-          <w:spacing w:val="0"/>
-          <w:sz w:val="20"/>
-          <w:szCs w:val="20"/>
-        </w:rPr>
-        <w:t xml:space="preserve">provided </w:t>
-      </w:r>
-      <w:r>
-        <w:rPr>
-          <w:rFonts w:ascii="Calibri" w:hAnsi="Calibri" w:cs="Calibri"/>
-          <w:color w:val="auto"/>
-          <w:spacing w:val="0"/>
-          <w:sz w:val="20"/>
-          <w:szCs w:val="20"/>
-        </w:rPr>
-        <w:t>solution for high memory usage of MyHR app, saved the running cost and prevented the application from frequent unavailability</w:t>
+        <w:t xml:space="preserve">              </w:t>
       </w:r>
     </w:p>
     <w:p>
@@ -1918,7 +2418,27 @@
           <w:sz w:val="20"/>
           <w:szCs w:val="20"/>
         </w:rPr>
-        <w:t>Ability to run the Thing Book app across various cloud platforms like Azure and Pivtoal</w:t>
+        <w:t xml:space="preserve">Best performer award 2017 </w:t>
+      </w:r>
+      <w:r>
+        <w:rPr>
+          <w:rFonts w:ascii="Calibri" w:hAnsi="Calibri" w:cs="Calibri"/>
+          <w:color w:val="auto"/>
+          <w:spacing w:val="0"/>
+          <w:sz w:val="20"/>
+          <w:szCs w:val="20"/>
+        </w:rPr>
+        <w:t xml:space="preserve">by Bosch India </w:t>
+      </w:r>
+      <w:r>
+        <w:rPr>
+          <w:rFonts w:ascii="Calibri" w:hAnsi="Calibri" w:cs="Calibri"/>
+          <w:color w:val="auto"/>
+          <w:spacing w:val="0"/>
+          <w:sz w:val="20"/>
+          <w:szCs w:val="20"/>
+        </w:rPr>
+        <w:t xml:space="preserve"> in Thing Book product for successful implementation </w:t>
       </w:r>
     </w:p>
     <w:p>
@@ -1945,172 +2465,17 @@
           <w:sz w:val="20"/>
           <w:szCs w:val="20"/>
         </w:rPr>
-        <w:t>Implemented end to end chat bot, integrating Facebook messenger with meya bot via smooch messaging platform</w:t>
+        <w:t>Best Team award from Sony India in the year 2016 for successful migration of Garata Suite</w:t>
       </w:r>
     </w:p>
     <w:p>
       <w:pPr>
-        <w:pStyle w:val="europass5fbulleted5flist"/>
-        <w:numPr>
-          <w:ilvl w:val="0"/>
-          <w:numId w:val="28"/>
-        </w:numPr>
+        <w:pStyle w:val="ECVRelatedDocumentRow"/>
         <w:spacing w:before="4" w:after="8"/>
         <w:rPr>
-          <w:rFonts w:ascii="Calibri" w:hAnsi="Calibri" w:cs="Calibri"/>
-          <w:color w:val="auto"/>
-          <w:spacing w:val="0"/>
-          <w:sz w:val="20"/>
-          <w:szCs w:val="20"/>
-        </w:rPr>
-      </w:pPr>
-      <w:r>
-        <w:rPr>
-          <w:rFonts w:ascii="Calibri" w:hAnsi="Calibri" w:cs="Calibri"/>
-          <w:color w:val="auto"/>
-          <w:spacing w:val="0"/>
-          <w:sz w:val="20"/>
-          <w:szCs w:val="20"/>
-        </w:rPr>
-        <w:t>Implementation of</w:t>
-      </w:r>
-      <w:r>
-        <w:rPr>
-          <w:rFonts w:ascii="Calibri" w:hAnsi="Calibri" w:cs="Calibri"/>
-          <w:color w:val="auto"/>
-          <w:spacing w:val="0"/>
-          <w:sz w:val="20"/>
-          <w:szCs w:val="20"/>
-        </w:rPr>
-        <w:t xml:space="preserve"> Spare parts catalogue in a way its services can be consumed my n number of partner systems</w:t>
-      </w:r>
-    </w:p>
-    <w:p>
-      <w:pPr>
-        <w:pStyle w:val="europass5fbulleted5flist"/>
-        <w:numPr>
-          <w:ilvl w:val="0"/>
-          <w:numId w:val="28"/>
-        </w:numPr>
-        <w:spacing w:before="4" w:after="8"/>
-        <w:rPr>
-          <w:rFonts w:ascii="Calibri" w:hAnsi="Calibri" w:cs="Calibri"/>
-          <w:color w:val="auto"/>
-          <w:spacing w:val="0"/>
-          <w:sz w:val="20"/>
-          <w:szCs w:val="20"/>
-        </w:rPr>
-      </w:pPr>
-      <w:r>
-        <w:rPr>
-          <w:rFonts w:ascii="Calibri" w:hAnsi="Calibri" w:cs="Calibri"/>
-          <w:color w:val="auto"/>
-          <w:spacing w:val="0"/>
-          <w:sz w:val="20"/>
-          <w:szCs w:val="20"/>
-        </w:rPr>
-        <w:t>Volunteered</w:t>
-      </w:r>
-      <w:r>
-        <w:rPr>
-          <w:rFonts w:ascii="Calibri" w:hAnsi="Calibri" w:cs="Calibri"/>
-          <w:color w:val="auto"/>
-          <w:spacing w:val="0"/>
-          <w:sz w:val="20"/>
-          <w:szCs w:val="20"/>
-        </w:rPr>
-        <w:t xml:space="preserve"> to take up new challenges and provide the best possible dynamic solutions</w:t>
-      </w:r>
-    </w:p>
-    <w:p>
-      <w:pPr>
-        <w:pStyle w:val="europass5fbulleted5flist"/>
-        <w:spacing w:before="4" w:after="8"/>
-        <w:rPr>
-          <w:rFonts w:ascii="Calibri" w:hAnsi="Calibri" w:cs="Calibri"/>
-          <w:color w:val="auto"/>
-          <w:spacing w:val="0"/>
-          <w:sz w:val="20"/>
-          <w:szCs w:val="20"/>
-        </w:rPr>
-      </w:pPr>
-      <w:r>
-        <w:rPr>
-          <w:rFonts w:ascii="Arial Nova" w:hAnsi="Arial Nova"/>
-          <w:noProof/>
-          <w:color w:val="auto"/>
-          <w:spacing w:val="0"/>
-          <w:sz w:val="20"/>
-          <w:szCs w:val="20"/>
-        </w:rPr>
-        <w:pict w14:anchorId="7C138D64">
-          <v:shape id="_x0000_s2050" type="#_x0000_t32" alt="" style="position:absolute;margin-left:22.5pt;margin-top:5.55pt;width:462pt;height:0;z-index:4;mso-wrap-edited:f;mso-width-percent:0;mso-height-percent:0;mso-position-vertical-relative:line;mso-width-percent:0;mso-height-percent:0" o:connectortype="straight" strokecolor="#bfbfbf"/>
-        </w:pict>
-      </w:r>
-      <w:r>
-        <w:rPr>
-          <w:rFonts w:ascii="Calibri" w:hAnsi="Calibri" w:cs="Calibri"/>
-          <w:color w:val="auto"/>
-          <w:spacing w:val="0"/>
-          <w:sz w:val="20"/>
-          <w:szCs w:val="20"/>
-        </w:rPr>
-        <w:t xml:space="preserve">              </w:t>
-      </w:r>
-    </w:p>
-    <w:p>
-      <w:pPr>
-        <w:pStyle w:val="europass5fbulleted5flist"/>
-        <w:numPr>
-          <w:ilvl w:val="0"/>
-          <w:numId w:val="28"/>
-        </w:numPr>
-        <w:spacing w:before="4" w:after="8"/>
-        <w:rPr>
-          <w:rFonts w:ascii="Calibri" w:hAnsi="Calibri" w:cs="Calibri"/>
-          <w:color w:val="auto"/>
-          <w:spacing w:val="0"/>
-          <w:sz w:val="20"/>
-          <w:szCs w:val="20"/>
-        </w:rPr>
-      </w:pPr>
-      <w:r>
-        <w:rPr>
-          <w:rFonts w:ascii="Calibri" w:hAnsi="Calibri" w:cs="Calibri"/>
-          <w:color w:val="auto"/>
-          <w:spacing w:val="0"/>
-          <w:sz w:val="20"/>
-          <w:szCs w:val="20"/>
-        </w:rPr>
-        <w:t xml:space="preserve">Best performer award 2017 (RBEI/BSJ) in Thing Book product for successful implementation </w:t>
-      </w:r>
-    </w:p>
-    <w:p>
-      <w:pPr>
-        <w:pStyle w:val="europass5fbulleted5flist"/>
-        <w:numPr>
-          <w:ilvl w:val="0"/>
-          <w:numId w:val="28"/>
-        </w:numPr>
-        <w:spacing w:before="4" w:after="8"/>
-        <w:rPr>
-          <w:rFonts w:ascii="Calibri" w:hAnsi="Calibri" w:cs="Calibri"/>
-          <w:color w:val="auto"/>
-          <w:spacing w:val="0"/>
-          <w:sz w:val="20"/>
-          <w:szCs w:val="20"/>
-        </w:rPr>
-      </w:pPr>
-      <w:r>
-        <w:rPr>
-          <w:rFonts w:ascii="Calibri" w:hAnsi="Calibri" w:cs="Calibri"/>
-          <w:color w:val="auto"/>
-          <w:spacing w:val="0"/>
-          <w:sz w:val="20"/>
-          <w:szCs w:val="20"/>
-        </w:rPr>
-        <w:t>Best Team award from Sony India in the year 2016 for successful migration of Garata Suite</w:t>
-      </w:r>
+          <w:rFonts w:cs="Calibri"/>
+        </w:rPr>
+      </w:pPr>
     </w:p>
     <w:sectPr>
       <w:headerReference w:type="even" r:id="rId8"/>
@@ -2544,52 +2909,50 @@
       </w:numPr>
       <w:spacing w:before="0" w:after="0"/>
       <w:rPr>
+        <w:i/>
+        <w:smallCaps w:val="0"/>
+        <w:spacing w:val="5"/>
+        <w:lang w:val="de-DE"/>
+      </w:rPr>
+    </w:pPr>
+    <w:r>
+      <w:rPr>
         <w:rStyle w:val="BookTitle"/>
-        <w:rFonts w:ascii="Calibri" w:hAnsi="Calibri" w:cs="Calibri"/>
+        <w:i/>
+      </w:rPr>
+      <w:t xml:space="preserve">    </w:t>
+    </w:r>
+    <w:r>
+      <w:rPr>
+        <w:rStyle w:val="BookTitle"/>
+        <w:i/>
+      </w:rPr>
+      <w:br/>
+    </w:r>
+  </w:p>
+  <w:p>
+    <w:pPr>
+      <w:pStyle w:val="Heading1"/>
+      <w:numPr>
+        <w:ilvl w:val="0"/>
+        <w:numId w:val="0"/>
+      </w:numPr>
+      <w:spacing w:before="0" w:after="0"/>
+      <w:rPr>
+        <w:rStyle w:val="BookTitle"/>
+        <w:rFonts w:asciiTheme="minorHAnsi" w:hAnsiTheme="minorHAnsi" w:cstheme="minorHAnsi"/>
+        <w:i/>
+        <w:lang w:val="en-GB"/>
+      </w:rPr>
+    </w:pPr>
+    <w:r>
+      <w:rPr>
+        <w:rStyle w:val="BookTitle"/>
+        <w:rFonts w:asciiTheme="minorHAnsi" w:hAnsiTheme="minorHAnsi" w:cstheme="minorHAnsi"/>
         <w:b w:val="0"/>
         <w:sz w:val="40"/>
         <w:szCs w:val="40"/>
-      </w:rPr>
-    </w:pPr>
-    <w:r>
-      <w:rPr>
-        <w:rStyle w:val="BookTitle"/>
-        <w:i/>
-      </w:rPr>
-      <w:t xml:space="preserve">    </w:t>
-    </w:r>
-    <w:r>
-      <w:rPr>
-        <w:rStyle w:val="BookTitle"/>
-        <w:i/>
-      </w:rPr>
-      <w:br/>
-      <w:t xml:space="preserve"> </w:t>
-    </w:r>
-    <w:r>
-      <w:rPr>
-        <w:rStyle w:val="BookTitle"/>
-        <w:i/>
-      </w:rPr>
-      <w:br/>
-    </w:r>
-    <w:r>
-      <w:rPr>
-        <w:rStyle w:val="BookTitle"/>
-        <w:rFonts w:ascii="Arial Nova" w:hAnsi="Arial Nova" w:cs="Browallia New"/>
-        <w:b w:val="0"/>
-        <w:sz w:val="40"/>
-        <w:szCs w:val="40"/>
-      </w:rPr>
-      <w:t xml:space="preserve"> </w:t>
-    </w:r>
-    <w:r>
-      <w:rPr>
-        <w:rStyle w:val="BookTitle"/>
-        <w:rFonts w:ascii="Calibri" w:hAnsi="Calibri" w:cs="Calibri"/>
-        <w:b w:val="0"/>
-        <w:sz w:val="40"/>
-        <w:szCs w:val="40"/>
+        <w:lang w:val="en-GB"/>
       </w:rPr>
       <w:t>Ajaykumar Dhandapani</w:t>
     </w:r>
@@ -2604,31 +2967,56 @@
       <w:spacing w:before="0" w:after="0"/>
       <w:rPr>
         <w:rStyle w:val="BookTitle"/>
-        <w:rFonts w:ascii="Calibri" w:hAnsi="Calibri" w:cs="Calibri"/>
+        <w:rFonts w:asciiTheme="minorHAnsi" w:hAnsiTheme="minorHAnsi" w:cstheme="minorHAnsi"/>
         <w:b w:val="0"/>
-        <w:sz w:val="22"/>
-        <w:szCs w:val="20"/>
+        <w:sz w:val="28"/>
+        <w:szCs w:val="28"/>
+        <w:lang w:val="en-GB"/>
       </w:rPr>
     </w:pPr>
     <w:r>
       <w:rPr>
         <w:rStyle w:val="BookTitle"/>
-        <w:rFonts w:ascii="Calibri" w:hAnsi="Calibri" w:cs="Calibri"/>
+        <w:rFonts w:asciiTheme="minorHAnsi" w:hAnsiTheme="minorHAnsi" w:cstheme="minorHAnsi"/>
         <w:b w:val="0"/>
-        <w:sz w:val="22"/>
-        <w:szCs w:val="20"/>
-      </w:rPr>
-      <w:t xml:space="preserve">   Senior Web Applications Software Engineer</w:t>
+        <w:sz w:val="28"/>
+        <w:szCs w:val="28"/>
+        <w:lang w:val="en-GB"/>
+      </w:rPr>
+      <w:t xml:space="preserve">Senior </w:t>
     </w:r>
     <w:r>
       <w:rPr>
         <w:rStyle w:val="BookTitle"/>
-        <w:rFonts w:ascii="Calibri" w:hAnsi="Calibri" w:cs="Calibri"/>
+        <w:rFonts w:asciiTheme="minorHAnsi" w:hAnsiTheme="minorHAnsi" w:cstheme="minorHAnsi"/>
         <w:b w:val="0"/>
-        <w:sz w:val="22"/>
-        <w:szCs w:val="20"/>
-      </w:rPr>
-      <w:br/>
+        <w:sz w:val="28"/>
+        <w:szCs w:val="28"/>
+        <w:lang w:val="en-GB"/>
+      </w:rPr>
+      <w:t xml:space="preserve">Software Engineer </w:t>
+    </w:r>
+    <w:r>
+      <w:rPr>
+        <w:rStyle w:val="BookTitle"/>
+        <w:rFonts w:asciiTheme="minorHAnsi" w:hAnsiTheme="minorHAnsi" w:cstheme="minorHAnsi"/>
+        <w:b w:val="0"/>
+        <w:sz w:val="28"/>
+        <w:szCs w:val="28"/>
+        <w:lang w:val="en-GB"/>
+      </w:rPr>
+      <w:t>- Web</w:t>
+    </w:r>
+    <w:r>
+      <w:rPr>
+        <w:rStyle w:val="BookTitle"/>
+        <w:rFonts w:asciiTheme="minorHAnsi" w:hAnsiTheme="minorHAnsi" w:cstheme="minorHAnsi"/>
+        <w:b w:val="0"/>
+        <w:sz w:val="28"/>
+        <w:szCs w:val="28"/>
+        <w:lang w:val="en-GB"/>
+      </w:rPr>
+      <w:t xml:space="preserve"> Applications | Cloud Native Apps | AI/ML Integration</w:t>
     </w:r>
   </w:p>
   <w:p>
@@ -2640,338 +3028,292 @@
       </w:numPr>
       <w:spacing w:before="0" w:after="0"/>
       <w:rPr>
+        <w:rFonts w:asciiTheme="minorHAnsi" w:hAnsiTheme="minorHAnsi" w:cstheme="minorHAnsi"/>
+        <w:sz w:val="21"/>
+        <w:szCs w:val="21"/>
+        <w:lang w:val="en-GB"/>
+      </w:rPr>
+    </w:pPr>
+  </w:p>
+  <w:p>
+    <w:pPr>
+      <w:pStyle w:val="Heading1"/>
+      <w:numPr>
+        <w:ilvl w:val="0"/>
+        <w:numId w:val="0"/>
+      </w:numPr>
+      <w:spacing w:before="0" w:after="0"/>
+      <w:rPr>
+        <w:rStyle w:val="BookTitle"/>
+        <w:rFonts w:asciiTheme="minorHAnsi" w:hAnsiTheme="minorHAnsi" w:cstheme="minorHAnsi"/>
+        <w:b w:val="0"/>
+        <w:sz w:val="28"/>
+        <w:szCs w:val="28"/>
+        <w:lang w:val="en-GB"/>
+      </w:rPr>
+    </w:pPr>
+    <w:r>
+      <w:rPr>
+        <w:rFonts w:asciiTheme="minorHAnsi" w:hAnsiTheme="minorHAnsi" w:cstheme="minorHAnsi"/>
+        <w:sz w:val="21"/>
+        <w:szCs w:val="21"/>
+        <w:lang w:val="en-GB"/>
+      </w:rPr>
+      <w:br/>
+    </w:r>
+    <w:r>
+      <w:rPr>
+        <w:rFonts w:ascii="Apple Color Emoji" w:hAnsi="Apple Color Emoji" w:cs="Apple Color Emoji"/>
+        <w:sz w:val="21"/>
+        <w:szCs w:val="21"/>
+      </w:rPr>
+      <w:t>📍</w:t>
+    </w:r>
+    <w:r>
+      <w:rPr>
+        <w:rStyle w:val="BookTitle"/>
+        <w:rFonts w:asciiTheme="minorHAnsi" w:hAnsiTheme="minorHAnsi" w:cstheme="minorHAnsi"/>
+        <w:b w:val="0"/>
+        <w:i/>
+        <w:sz w:val="21"/>
+        <w:szCs w:val="21"/>
+        <w:lang w:val="en-GB"/>
+      </w:rPr>
+      <w:t xml:space="preserve"> Ludwigsburg - 71634, Germany </w:t>
+    </w:r>
+    <w:r>
+      <w:rPr>
+        <w:rStyle w:val="BookTitle"/>
+        <w:rFonts w:asciiTheme="minorHAnsi" w:hAnsiTheme="minorHAnsi" w:cstheme="minorHAnsi"/>
+        <w:b w:val="0"/>
+        <w:iCs/>
+        <w:sz w:val="21"/>
+        <w:szCs w:val="21"/>
+        <w:lang w:val="en-GB"/>
+      </w:rPr>
+      <w:t>|</w:t>
+    </w:r>
+    <w:r>
+      <w:rPr>
+        <w:rStyle w:val="BookTitle"/>
+        <w:rFonts w:asciiTheme="minorHAnsi" w:hAnsiTheme="minorHAnsi" w:cstheme="minorHAnsi"/>
+        <w:b w:val="0"/>
+        <w:i/>
+        <w:sz w:val="21"/>
+        <w:szCs w:val="21"/>
+        <w:lang w:val="en-GB"/>
+      </w:rPr>
+      <w:t xml:space="preserve"> </w:t>
+    </w:r>
+    <w:r>
+      <w:rPr>
+        <w:rFonts w:ascii="Apple Color Emoji" w:hAnsi="Apple Color Emoji" w:cs="Apple Color Emoji"/>
+        <w:sz w:val="21"/>
+        <w:szCs w:val="21"/>
+      </w:rPr>
+      <w:t>📱</w:t>
+    </w:r>
+    <w:r>
+      <w:rPr>
+        <w:rFonts w:asciiTheme="minorHAnsi" w:hAnsiTheme="minorHAnsi" w:cstheme="minorHAnsi"/>
+        <w:sz w:val="21"/>
+        <w:szCs w:val="21"/>
+        <w:lang w:val="en-GB"/>
+      </w:rPr>
+      <w:t xml:space="preserve"> </w:t>
+    </w:r>
+    <w:r>
+      <w:rPr>
+        <w:rStyle w:val="BookTitle"/>
+        <w:rFonts w:asciiTheme="minorHAnsi" w:hAnsiTheme="minorHAnsi" w:cstheme="minorHAnsi"/>
+        <w:b w:val="0"/>
+        <w:i/>
+        <w:sz w:val="21"/>
+        <w:szCs w:val="21"/>
+        <w:lang w:val="en-GB"/>
+      </w:rPr>
+      <w:t xml:space="preserve">+49-15171482540  </w:t>
+    </w:r>
+    <w:r>
+      <w:rPr>
+        <w:rStyle w:val="BookTitle"/>
+        <w:rFonts w:asciiTheme="minorHAnsi" w:hAnsiTheme="minorHAnsi" w:cstheme="minorHAnsi"/>
+        <w:b w:val="0"/>
+        <w:iCs/>
+        <w:sz w:val="21"/>
+        <w:szCs w:val="21"/>
+        <w:lang w:val="en-GB"/>
+      </w:rPr>
+      <w:t>|</w:t>
+    </w:r>
+    <w:r>
+      <w:rPr>
+        <w:rFonts w:asciiTheme="minorHAnsi" w:hAnsiTheme="minorHAnsi" w:cstheme="minorHAnsi"/>
+        <w:sz w:val="21"/>
+        <w:szCs w:val="21"/>
+        <w:lang w:val="en-GB"/>
+      </w:rPr>
+      <w:t xml:space="preserve"> </w:t>
+    </w:r>
+    <w:r>
+      <w:rPr>
+        <w:rFonts w:asciiTheme="minorHAnsi" w:hAnsiTheme="minorHAnsi" w:cstheme="minorHAnsi"/>
+        <w:sz w:val="21"/>
+        <w:szCs w:val="21"/>
+        <w:lang w:val="en-GB"/>
+      </w:rPr>
+      <w:t xml:space="preserve"> </w:t>
+    </w:r>
+    <w:r>
+      <w:rPr>
+        <w:rFonts w:ascii="Apple Color Emoji" w:hAnsi="Apple Color Emoji" w:cs="Apple Color Emoji"/>
+        <w:sz w:val="21"/>
+        <w:szCs w:val="21"/>
+        <w:lang w:val="en-GB"/>
+      </w:rPr>
+      <w:t>✉</w:t>
+    </w:r>
+    <w:r>
+      <w:rPr>
+        <w:rFonts w:ascii="Apple Color Emoji" w:hAnsi="Apple Color Emoji" w:cs="Apple Color Emoji"/>
+        <w:sz w:val="21"/>
+        <w:szCs w:val="21"/>
+      </w:rPr>
+      <w:t>️</w:t>
+    </w:r>
+    <w:r>
+      <w:rPr>
+        <w:rStyle w:val="BookTitle"/>
+        <w:rFonts w:asciiTheme="minorHAnsi" w:hAnsiTheme="minorHAnsi" w:cstheme="minorHAnsi"/>
+        <w:b w:val="0"/>
+        <w:i/>
+        <w:sz w:val="21"/>
+        <w:szCs w:val="21"/>
+        <w:lang w:val="en-GB"/>
+      </w:rPr>
+      <w:t xml:space="preserve"> </w:t>
+    </w:r>
+    <w:hyperlink r:id="rId1" w:history="1">
+      <w:r>
+        <w:rPr>
+          <w:rStyle w:val="Hyperlink"/>
+          <w:rFonts w:asciiTheme="minorHAnsi" w:hAnsiTheme="minorHAnsi" w:cstheme="minorHAnsi"/>
+          <w:b w:val="0"/>
+          <w:i/>
+          <w:spacing w:val="5"/>
+          <w:sz w:val="21"/>
+          <w:szCs w:val="21"/>
+          <w:lang w:val="en-GB"/>
+        </w:rPr>
+        <w:t>ajaytechworkshop@gmail.com</w:t>
+      </w:r>
+    </w:hyperlink>
+  </w:p>
+  <w:p>
+    <w:pPr>
+      <w:pStyle w:val="Heading1"/>
+      <w:numPr>
+        <w:ilvl w:val="0"/>
+        <w:numId w:val="0"/>
+      </w:numPr>
+      <w:spacing w:before="0" w:after="0"/>
+      <w:rPr>
+        <w:rFonts w:asciiTheme="minorHAnsi" w:eastAsia="Times New Roman" w:hAnsiTheme="minorHAnsi" w:cstheme="minorHAnsi"/>
+        <w:b w:val="0"/>
+        <w:bCs w:val="0"/>
+        <w:i/>
+        <w:iCs/>
+        <w:smallCaps w:val="0"/>
+        <w:color w:val="auto"/>
+        <w:sz w:val="21"/>
+        <w:szCs w:val="21"/>
+      </w:rPr>
+    </w:pPr>
+    <w:r>
+      <w:rPr>
+        <w:rFonts w:asciiTheme="minorHAnsi" w:eastAsia="Times New Roman" w:hAnsiTheme="minorHAnsi" w:cstheme="minorHAnsi"/>
+        <w:b w:val="0"/>
+        <w:bCs w:val="0"/>
+        <w:i/>
+        <w:iCs/>
+        <w:smallCaps w:val="0"/>
+        <w:color w:val="auto"/>
+        <w:sz w:val="21"/>
+        <w:szCs w:val="21"/>
+      </w:rPr>
+      <w:t xml:space="preserve">Work </w:t>
+    </w:r>
+    <w:r>
+      <w:rPr>
+        <w:rFonts w:asciiTheme="minorHAnsi" w:eastAsia="Times New Roman" w:hAnsiTheme="minorHAnsi" w:cstheme="minorHAnsi"/>
+        <w:b w:val="0"/>
+        <w:bCs w:val="0"/>
+        <w:i/>
+        <w:iCs/>
+        <w:smallCaps w:val="0"/>
+        <w:color w:val="auto"/>
+        <w:sz w:val="21"/>
+        <w:szCs w:val="21"/>
+      </w:rPr>
+      <w:t>Authorization</w:t>
+    </w:r>
+    <w:r>
+      <w:rPr>
+        <w:rFonts w:asciiTheme="minorHAnsi" w:eastAsia="Times New Roman" w:hAnsiTheme="minorHAnsi" w:cstheme="minorHAnsi"/>
+        <w:b w:val="0"/>
+        <w:bCs w:val="0"/>
+        <w:i/>
+        <w:iCs/>
+        <w:smallCaps w:val="0"/>
+        <w:color w:val="auto"/>
+        <w:sz w:val="21"/>
+        <w:szCs w:val="21"/>
+      </w:rPr>
+      <w:t>: Valid German Residence &amp; Work Permit (No Sponsorship Required)</w:t>
+    </w:r>
+  </w:p>
+  <w:p>
+    <w:pPr>
+      <w:pStyle w:val="Heading1"/>
+      <w:numPr>
+        <w:ilvl w:val="0"/>
+        <w:numId w:val="0"/>
+      </w:numPr>
+      <w:spacing w:before="0" w:after="0"/>
+      <w:rPr>
         <w:rFonts w:ascii="Calibri" w:hAnsi="Calibri" w:cs="Calibri"/>
         <w:b w:val="0"/>
-        <w:i/>
+        <w:bCs w:val="0"/>
         <w:smallCaps w:val="0"/>
         <w:spacing w:val="5"/>
-        <w:sz w:val="18"/>
-        <w:szCs w:val="18"/>
-        <w:lang w:val="de-DE"/>
+        <w:sz w:val="21"/>
+        <w:szCs w:val="21"/>
       </w:rPr>
     </w:pPr>
     <w:r>
       <w:rPr>
-        <w:rFonts w:ascii="Times New Roman" w:hAnsi="Times New Roman"/>
-        <w:sz w:val="24"/>
-        <w:szCs w:val="24"/>
-      </w:rPr>
-      <w:pict w14:anchorId="068A8364">
-        <v:shapetype id="_x0000_t75" coordsize="21600,21600" o:spt="75" o:preferrelative="t" path="m@4@5l@4@11@9@11@9@5xe" filled="f" stroked="f">
-          <v:stroke joinstyle="miter"/>
-          <v:formulas>
-            <v:f eqn="if lineDrawn pixelLineWidth 0"/>
-            <v:f eqn="sum @0 1 0"/>
-            <v:f eqn="sum 0 0 @1"/>
-            <v:f eqn="prod @2 1 2"/>
-            <v:f eqn="prod @3 21600 pixelWidth"/>
-            <v:f eqn="prod @3 21600 pixelHeight"/>
-            <v:f eqn="sum @0 0 1"/>
-            <v:f eqn="prod @6 1 2"/>
-            <v:f eqn="prod @7 21600 pixelWidth"/>
-            <v:f eqn="sum @8 21600 0"/>
-            <v:f eqn="prod @7 21600 pixelHeight"/>
-            <v:f eqn="sum @10 21600 0"/>
-          </v:formulas>
-          <v:path o:extrusionok="f" gradientshapeok="t" o:connecttype="rect"/>
-          <o:lock v:ext="edit" aspectratio="t"/>
-        </v:shapetype>
-        <v:shape id="_x0000_s1027" type="#_x0000_t75" alt="" style="position:absolute;margin-left:238.25pt;margin-top:.7pt;width:9.9pt;height:10.15pt;z-index:2;mso-wrap-edited:f;mso-width-percent:0;mso-height-percent:0;mso-wrap-distance-left:0;mso-wrap-distance-right:5.65pt;mso-width-percent:0;mso-height-percent:0" filled="t">
-          <v:fill color2="black"/>
-          <v:imagedata r:id="rId1" o:title=""/>
-          <w10:wrap type="square"/>
-        </v:shape>
-      </w:pict>
-    </w:r>
-    <w:r>
-      <w:rPr>
-        <w:rFonts w:ascii="Times New Roman" w:hAnsi="Times New Roman"/>
-        <w:sz w:val="24"/>
-        <w:szCs w:val="24"/>
-      </w:rPr>
-      <w:pict w14:anchorId="35946C25">
-        <v:shape id="_x0000_s1026" type="#_x0000_t75" alt="" style="position:absolute;margin-left:361.75pt;margin-top:0;width:9.95pt;height:11.35pt;z-index:3;mso-wrap-edited:f;mso-width-percent:0;mso-height-percent:0;mso-wrap-distance-left:0;mso-wrap-distance-right:5.65pt;mso-width-percent:0;mso-height-percent:0" filled="t">
-          <v:fill color2="black"/>
-          <v:imagedata r:id="rId2" o:title=""/>
-          <w10:wrap type="square"/>
-        </v:shape>
-      </w:pict>
-    </w:r>
-    <w:r>
-      <w:rPr>
+        <w:rStyle w:val="BookTitle"/>
+        <w:rFonts w:asciiTheme="minorHAnsi" w:hAnsiTheme="minorHAnsi" w:cstheme="minorHAnsi"/>
+        <w:b w:val="0"/>
+        <w:bCs w:val="0"/>
         <w:i/>
-        <w:smallCaps w:val="0"/>
-        <w:noProof/>
-        <w:spacing w:val="5"/>
-      </w:rPr>
-      <w:pict w14:anchorId="24FC6123">
-        <v:shape id="_x0000_s1025" type="#_x0000_t75" alt="" style="position:absolute;margin-left:-.65pt;margin-top:-.25pt;width:9.75pt;height:11.3pt;z-index:1;mso-wrap-edited:f;mso-width-percent:0;mso-height-percent:0;mso-wrap-distance-left:0;mso-wrap-distance-right:5.65pt;mso-width-percent:0;mso-height-percent:0" filled="t">
-          <v:fill color2="black"/>
-          <v:imagedata r:id="rId3" o:title=""/>
-          <w10:wrap type="square"/>
-        </v:shape>
-      </w:pict>
+        <w:iCs/>
+        <w:sz w:val="21"/>
+        <w:szCs w:val="21"/>
+        <w:lang w:val="en-GB"/>
+      </w:rPr>
+      <w:t>Languages: English (Fluent/C1), German (Basic/A2 – actively learning)</w:t>
     </w:r>
     <w:r>
       <w:rPr>
         <w:rStyle w:val="BookTitle"/>
         <w:rFonts w:ascii="Calibri" w:hAnsi="Calibri" w:cs="Calibri"/>
         <w:b w:val="0"/>
+        <w:bCs w:val="0"/>
         <w:i/>
-        <w:sz w:val="18"/>
-        <w:szCs w:val="18"/>
-        <w:lang w:val="de-DE"/>
-      </w:rPr>
-      <w:t xml:space="preserve">   </w:t>
-    </w:r>
-    <w:r>
-      <w:rPr>
-        <w:rStyle w:val="BookTitle"/>
-        <w:rFonts w:ascii="Calibri" w:hAnsi="Calibri" w:cs="Calibri"/>
-        <w:b w:val="0"/>
-        <w:i/>
-        <w:sz w:val="18"/>
-        <w:szCs w:val="18"/>
-        <w:lang w:val="de-DE"/>
-      </w:rPr>
-      <w:t xml:space="preserve"> </w:t>
-    </w:r>
-    <w:r>
-      <w:rPr>
-        <w:rStyle w:val="BookTitle"/>
-        <w:rFonts w:ascii="Calibri" w:hAnsi="Calibri" w:cs="Calibri"/>
-        <w:b w:val="0"/>
-        <w:i/>
-        <w:sz w:val="18"/>
-        <w:szCs w:val="18"/>
-        <w:lang w:val="de-DE"/>
-      </w:rPr>
-      <w:t>Schützenstraße 8</w:t>
-    </w:r>
-    <w:r>
-      <w:rPr>
-        <w:rStyle w:val="BookTitle"/>
-        <w:rFonts w:ascii="Calibri" w:hAnsi="Calibri" w:cs="Calibri"/>
-        <w:b w:val="0"/>
-        <w:i/>
-        <w:sz w:val="18"/>
-        <w:szCs w:val="18"/>
-        <w:lang w:val="de-DE"/>
-      </w:rPr>
-      <w:t>, Ludwigsburg</w:t>
-    </w:r>
-    <w:r>
-      <w:rPr>
-        <w:rStyle w:val="BookTitle"/>
-        <w:rFonts w:ascii="Calibri" w:hAnsi="Calibri" w:cs="Calibri"/>
-        <w:b w:val="0"/>
-        <w:i/>
-        <w:sz w:val="18"/>
-        <w:szCs w:val="18"/>
-        <w:lang w:val="de-DE"/>
-      </w:rPr>
-      <w:t xml:space="preserve"> - 7163</w:t>
-    </w:r>
-    <w:r>
-      <w:rPr>
-        <w:rStyle w:val="BookTitle"/>
-        <w:rFonts w:ascii="Calibri" w:hAnsi="Calibri" w:cs="Calibri"/>
-        <w:b w:val="0"/>
-        <w:i/>
-        <w:sz w:val="18"/>
-        <w:szCs w:val="18"/>
-        <w:lang w:val="de-DE"/>
-      </w:rPr>
-      <w:t>4</w:t>
-    </w:r>
-    <w:r>
-      <w:rPr>
-        <w:rStyle w:val="BookTitle"/>
-        <w:rFonts w:ascii="Calibri" w:hAnsi="Calibri" w:cs="Calibri"/>
-        <w:b w:val="0"/>
-        <w:i/>
-        <w:sz w:val="18"/>
-        <w:szCs w:val="18"/>
-        <w:lang w:val="de-DE"/>
-      </w:rPr>
-      <w:t>, Germany</w:t>
-    </w:r>
-    <w:r>
-      <w:rPr>
-        <w:rStyle w:val="BookTitle"/>
-        <w:rFonts w:ascii="Calibri" w:hAnsi="Calibri" w:cs="Calibri"/>
-        <w:b w:val="0"/>
-        <w:i/>
-        <w:sz w:val="18"/>
-        <w:szCs w:val="18"/>
-        <w:lang w:val="de-DE"/>
-      </w:rPr>
-      <w:t xml:space="preserve">   </w:t>
-    </w:r>
-    <w:r>
-      <w:rPr>
-        <w:rStyle w:val="BookTitle"/>
-        <w:rFonts w:ascii="Calibri" w:hAnsi="Calibri" w:cs="Calibri"/>
-        <w:b w:val="0"/>
-        <w:i/>
-        <w:sz w:val="18"/>
-        <w:szCs w:val="18"/>
-        <w:lang w:val="de-DE"/>
-      </w:rPr>
-      <w:t xml:space="preserve">  </w:t>
-    </w:r>
-    <w:r>
-      <w:rPr>
-        <w:rStyle w:val="BookTitle"/>
-        <w:rFonts w:ascii="Calibri" w:hAnsi="Calibri" w:cs="Calibri"/>
-        <w:b w:val="0"/>
-        <w:i/>
-        <w:sz w:val="18"/>
-        <w:szCs w:val="18"/>
-        <w:lang w:val="de-DE"/>
-      </w:rPr>
-      <w:t xml:space="preserve">     </w:t>
-    </w:r>
-    <w:r>
-      <w:rPr>
-        <w:rStyle w:val="BookTitle"/>
-        <w:rFonts w:ascii="Calibri" w:hAnsi="Calibri" w:cs="Calibri"/>
-        <w:b w:val="0"/>
-        <w:i/>
-        <w:sz w:val="18"/>
-        <w:szCs w:val="18"/>
-        <w:lang w:val="de-DE"/>
-      </w:rPr>
-      <w:t xml:space="preserve">            </w:t>
-    </w:r>
-    <w:r>
-      <w:rPr>
-        <w:rStyle w:val="BookTitle"/>
-        <w:rFonts w:ascii="Calibri" w:hAnsi="Calibri" w:cs="Calibri"/>
-        <w:b w:val="0"/>
-        <w:i/>
-        <w:sz w:val="18"/>
-        <w:szCs w:val="18"/>
-        <w:lang w:val="de-DE"/>
-      </w:rPr>
-      <w:t>+49-</w:t>
-    </w:r>
-    <w:r>
-      <w:rPr>
-        <w:rStyle w:val="BookTitle"/>
-        <w:rFonts w:ascii="Calibri" w:hAnsi="Calibri" w:cs="Calibri"/>
-        <w:b w:val="0"/>
-        <w:i/>
-        <w:sz w:val="18"/>
-        <w:szCs w:val="18"/>
-        <w:lang w:val="de-DE"/>
-      </w:rPr>
-      <w:t xml:space="preserve">15171482540 </w:t>
-    </w:r>
-    <w:r>
-      <w:rPr>
-        <w:rStyle w:val="BookTitle"/>
-        <w:rFonts w:ascii="Calibri" w:hAnsi="Calibri" w:cs="Calibri"/>
-        <w:b w:val="0"/>
-        <w:i/>
-        <w:sz w:val="18"/>
-        <w:szCs w:val="18"/>
-        <w:lang w:val="de-DE"/>
-      </w:rPr>
-      <w:t xml:space="preserve"> </w:t>
-    </w:r>
-    <w:r>
-      <w:rPr>
-        <w:rStyle w:val="BookTitle"/>
-        <w:rFonts w:ascii="Calibri" w:hAnsi="Calibri" w:cs="Calibri"/>
-        <w:b w:val="0"/>
-        <w:i/>
-        <w:sz w:val="18"/>
-        <w:szCs w:val="18"/>
-        <w:lang w:val="de-DE"/>
-      </w:rPr>
-      <w:t xml:space="preserve">  </w:t>
-    </w:r>
-    <w:r>
-      <w:rPr>
-        <w:rStyle w:val="BookTitle"/>
-        <w:rFonts w:ascii="Calibri" w:hAnsi="Calibri" w:cs="Calibri"/>
-        <w:b w:val="0"/>
-        <w:i/>
-        <w:sz w:val="18"/>
-        <w:szCs w:val="18"/>
-        <w:lang w:val="de-DE"/>
-      </w:rPr>
-      <w:t xml:space="preserve">  </w:t>
-    </w:r>
-    <w:r>
-      <w:rPr>
-        <w:rStyle w:val="BookTitle"/>
-        <w:rFonts w:ascii="Calibri" w:hAnsi="Calibri" w:cs="Calibri"/>
-        <w:b w:val="0"/>
-        <w:i/>
-        <w:sz w:val="18"/>
-        <w:szCs w:val="18"/>
-        <w:lang w:val="de-DE"/>
-      </w:rPr>
-      <w:t xml:space="preserve">           </w:t>
-    </w:r>
-    <w:r>
-      <w:rPr>
-        <w:rStyle w:val="BookTitle"/>
-        <w:rFonts w:ascii="Calibri" w:hAnsi="Calibri" w:cs="Calibri"/>
-        <w:b w:val="0"/>
-        <w:i/>
-        <w:sz w:val="18"/>
-        <w:szCs w:val="18"/>
-        <w:lang w:val="de-DE"/>
-      </w:rPr>
-      <w:t xml:space="preserve">     </w:t>
-    </w:r>
-    <w:r>
-      <w:rPr>
-        <w:rStyle w:val="BookTitle"/>
-        <w:rFonts w:ascii="Calibri" w:hAnsi="Calibri" w:cs="Calibri"/>
-        <w:b w:val="0"/>
-        <w:i/>
-        <w:sz w:val="18"/>
-        <w:szCs w:val="18"/>
-        <w:lang w:val="de-DE"/>
-      </w:rPr>
-      <w:t xml:space="preserve">  </w:t>
-    </w:r>
-    <w:r>
-      <w:rPr>
-        <w:rStyle w:val="BookTitle"/>
-        <w:rFonts w:ascii="Calibri" w:hAnsi="Calibri" w:cs="Calibri"/>
-        <w:b w:val="0"/>
-        <w:i/>
-        <w:sz w:val="18"/>
-        <w:szCs w:val="18"/>
-        <w:lang w:val="de-DE"/>
-      </w:rPr>
-      <w:t>aj</w:t>
-    </w:r>
-    <w:r>
-      <w:rPr>
-        <w:rStyle w:val="BookTitle"/>
-        <w:rFonts w:ascii="Calibri" w:hAnsi="Calibri" w:cs="Calibri"/>
-        <w:b w:val="0"/>
-        <w:i/>
-        <w:sz w:val="18"/>
-        <w:szCs w:val="18"/>
-        <w:lang w:val="de-DE"/>
-      </w:rPr>
-      <w:t>aytechworkshop@gmail.com</w:t>
-    </w:r>
-    <w:r>
-      <w:rPr>
-        <w:rStyle w:val="BookTitle"/>
-        <w:rFonts w:ascii="Calibri" w:hAnsi="Calibri" w:cs="Calibri"/>
-        <w:i/>
-        <w:sz w:val="18"/>
-        <w:szCs w:val="18"/>
-        <w:lang w:val="de-DE"/>
+        <w:sz w:val="21"/>
+        <w:szCs w:val="21"/>
+        <w:lang w:val="en-GB"/>
       </w:rPr>
       <w:br/>
     </w:r>
@@ -4035,6 +4377,119 @@
     </w:lvl>
   </w:abstractNum>
   <w:abstractNum w:abstractNumId="9" w15:restartNumberingAfterBreak="0">
+    <w:nsid w:val="0E9F1D66"/>
+    <w:multiLevelType w:val="hybridMultilevel"/>
+    <w:tmpl w:val="10EEB8C8"/>
+    <w:lvl w:ilvl="0" w:tplc="08090005">
+      <w:start w:val="1"/>
+      <w:numFmt w:val="bullet"/>
+      <w:lvlText w:val=""/>
+      <w:lvlJc w:val="left"/>
+      <w:pPr>
+        <w:ind w:left="720" w:hanging="360"/>
+      </w:pPr>
+      <w:rPr>
+        <w:rFonts w:ascii="Wingdings" w:hAnsi="Wingdings" w:hint="default"/>
+      </w:rPr>
+    </w:lvl>
+    <w:lvl w:ilvl="1" w:tplc="08090003" w:tentative="1">
+      <w:start w:val="1"/>
+      <w:numFmt w:val="bullet"/>
+      <w:lvlText w:val="o"/>
+      <w:lvlJc w:val="left"/>
+      <w:pPr>
+        <w:ind w:left="1440" w:hanging="360"/>
+      </w:pPr>
+      <w:rPr>
+        <w:rFonts w:ascii="Courier New" w:hAnsi="Courier New" w:cs="Courier New" w:hint="default"/>
+      </w:rPr>
+    </w:lvl>
+    <w:lvl w:ilvl="2" w:tplc="08090005" w:tentative="1">
+      <w:start w:val="1"/>
+      <w:numFmt w:val="bullet"/>
+      <w:lvlText w:val=""/>
+      <w:lvlJc w:val="left"/>
+      <w:pPr>
+        <w:ind w:left="2160" w:hanging="360"/>
+      </w:pPr>
+      <w:rPr>
+        <w:rFonts w:ascii="Wingdings" w:hAnsi="Wingdings" w:hint="default"/>
+      </w:rPr>
+    </w:lvl>
+    <w:lvl w:ilvl="3" w:tplc="08090001" w:tentative="1">
+      <w:start w:val="1"/>
+      <w:numFmt w:val="bullet"/>
+      <w:lvlText w:val=""/>
+      <w:lvlJc w:val="left"/>
+      <w:pPr>
+        <w:ind w:left="2880" w:hanging="360"/>
+      </w:pPr>
+      <w:rPr>
+        <w:rFonts w:ascii="Symbol" w:hAnsi="Symbol" w:hint="default"/>
+      </w:rPr>
+    </w:lvl>
+    <w:lvl w:ilvl="4" w:tplc="08090003" w:tentative="1">
+      <w:start w:val="1"/>
+      <w:numFmt w:val="bullet"/>
+      <w:lvlText w:val="o"/>
+      <w:lvlJc w:val="left"/>
+      <w:pPr>
+        <w:ind w:left="3600" w:hanging="360"/>
+      </w:pPr>
+      <w:rPr>
+        <w:rFonts w:ascii="Courier New" w:hAnsi="Courier New" w:cs="Courier New" w:hint="default"/>
+      </w:rPr>
+    </w:lvl>
+    <w:lvl w:ilvl="5" w:tplc="08090005" w:tentative="1">
+      <w:start w:val="1"/>
+      <w:numFmt w:val="bullet"/>
+      <w:lvlText w:val=""/>
+      <w:lvlJc w:val="left"/>
+      <w:pPr>
+        <w:ind w:left="4320" w:hanging="360"/>
+      </w:pPr>
+      <w:rPr>
+        <w:rFonts w:ascii="Wingdings" w:hAnsi="Wingdings" w:hint="default"/>
+      </w:rPr>
+    </w:lvl>
+    <w:lvl w:ilvl="6" w:tplc="08090001" w:tentative="1">
+      <w:start w:val="1"/>
+      <w:numFmt w:val="bullet"/>
+      <w:lvlText w:val=""/>
+      <w:lvlJc w:val="left"/>
+      <w:pPr>
+        <w:ind w:left="5040" w:hanging="360"/>
+      </w:pPr>
+      <w:rPr>
+        <w:rFonts w:ascii="Symbol" w:hAnsi="Symbol" w:hint="default"/>
+      </w:rPr>
+    </w:lvl>
+    <w:lvl w:ilvl="7" w:tplc="08090003" w:tentative="1">
+      <w:start w:val="1"/>
+      <w:numFmt w:val="bullet"/>
+      <w:lvlText w:val="o"/>
+      <w:lvlJc w:val="left"/>
+      <w:pPr>
+        <w:ind w:left="5760" w:hanging="360"/>
+      </w:pPr>
+      <w:rPr>
+        <w:rFonts w:ascii="Courier New" w:hAnsi="Courier New" w:cs="Courier New" w:hint="default"/>
+      </w:rPr>
+    </w:lvl>
+    <w:lvl w:ilvl="8" w:tplc="08090005" w:tentative="1">
+      <w:start w:val="1"/>
+      <w:numFmt w:val="bullet"/>
+      <w:lvlText w:val=""/>
+      <w:lvlJc w:val="left"/>
+      <w:pPr>
+        <w:ind w:left="6480" w:hanging="360"/>
+      </w:pPr>
+      <w:rPr>
+        <w:rFonts w:ascii="Wingdings" w:hAnsi="Wingdings" w:hint="default"/>
+      </w:rPr>
+    </w:lvl>
+  </w:abstractNum>
+  <w:abstractNum w:abstractNumId="10" w15:restartNumberingAfterBreak="0">
     <w:nsid w:val="1482775B"/>
     <w:multiLevelType w:val="multilevel"/>
     <w:tmpl w:val="B016C4F6"/>
@@ -4129,7 +4584,7 @@
       </w:pPr>
     </w:lvl>
   </w:abstractNum>
-  <w:abstractNum w:abstractNumId="10" w15:restartNumberingAfterBreak="0">
+  <w:abstractNum w:abstractNumId="11" w15:restartNumberingAfterBreak="0">
     <w:nsid w:val="1B8B5844"/>
     <w:multiLevelType w:val="hybridMultilevel"/>
     <w:tmpl w:val="9BD4C300"/>
@@ -4242,7 +4697,120 @@
       </w:rPr>
     </w:lvl>
   </w:abstractNum>
-  <w:abstractNum w:abstractNumId="11" w15:restartNumberingAfterBreak="0">
+  <w:abstractNum w:abstractNumId="12" w15:restartNumberingAfterBreak="0">
+    <w:nsid w:val="2D055FC2"/>
+    <w:multiLevelType w:val="hybridMultilevel"/>
+    <w:tmpl w:val="9CC00BEA"/>
+    <w:lvl w:ilvl="0" w:tplc="08090005">
+      <w:start w:val="1"/>
+      <w:numFmt w:val="bullet"/>
+      <w:lvlText w:val=""/>
+      <w:lvlJc w:val="left"/>
+      <w:pPr>
+        <w:ind w:left="720" w:hanging="360"/>
+      </w:pPr>
+      <w:rPr>
+        <w:rFonts w:ascii="Wingdings" w:hAnsi="Wingdings" w:hint="default"/>
+      </w:rPr>
+    </w:lvl>
+    <w:lvl w:ilvl="1" w:tplc="08090003" w:tentative="1">
+      <w:start w:val="1"/>
+      <w:numFmt w:val="bullet"/>
+      <w:lvlText w:val="o"/>
+      <w:lvlJc w:val="left"/>
+      <w:pPr>
+        <w:ind w:left="1440" w:hanging="360"/>
+      </w:pPr>
+      <w:rPr>
+        <w:rFonts w:ascii="Courier New" w:hAnsi="Courier New" w:cs="Courier New" w:hint="default"/>
+      </w:rPr>
+    </w:lvl>
+    <w:lvl w:ilvl="2" w:tplc="08090005" w:tentative="1">
+      <w:start w:val="1"/>
+      <w:numFmt w:val="bullet"/>
+      <w:lvlText w:val=""/>
+      <w:lvlJc w:val="left"/>
+      <w:pPr>
+        <w:ind w:left="2160" w:hanging="360"/>
+      </w:pPr>
+      <w:rPr>
+        <w:rFonts w:ascii="Wingdings" w:hAnsi="Wingdings" w:hint="default"/>
+      </w:rPr>
+    </w:lvl>
+    <w:lvl w:ilvl="3" w:tplc="08090001" w:tentative="1">
+      <w:start w:val="1"/>
+      <w:numFmt w:val="bullet"/>
+      <w:lvlText w:val=""/>
+      <w:lvlJc w:val="left"/>
+      <w:pPr>
+        <w:ind w:left="2880" w:hanging="360"/>
+      </w:pPr>
+      <w:rPr>
+        <w:rFonts w:ascii="Symbol" w:hAnsi="Symbol" w:hint="default"/>
+      </w:rPr>
+    </w:lvl>
+    <w:lvl w:ilvl="4" w:tplc="08090003" w:tentative="1">
+      <w:start w:val="1"/>
+      <w:numFmt w:val="bullet"/>
+      <w:lvlText w:val="o"/>
+      <w:lvlJc w:val="left"/>
+      <w:pPr>
+        <w:ind w:left="3600" w:hanging="360"/>
+      </w:pPr>
+      <w:rPr>
+        <w:rFonts w:ascii="Courier New" w:hAnsi="Courier New" w:cs="Courier New" w:hint="default"/>
+      </w:rPr>
+    </w:lvl>
+    <w:lvl w:ilvl="5" w:tplc="08090005" w:tentative="1">
+      <w:start w:val="1"/>
+      <w:numFmt w:val="bullet"/>
+      <w:lvlText w:val=""/>
+      <w:lvlJc w:val="left"/>
+      <w:pPr>
+        <w:ind w:left="4320" w:hanging="360"/>
+      </w:pPr>
+      <w:rPr>
+        <w:rFonts w:ascii="Wingdings" w:hAnsi="Wingdings" w:hint="default"/>
+      </w:rPr>
+    </w:lvl>
+    <w:lvl w:ilvl="6" w:tplc="08090001" w:tentative="1">
+      <w:start w:val="1"/>
+      <w:numFmt w:val="bullet"/>
+      <w:lvlText w:val=""/>
+      <w:lvlJc w:val="left"/>
+      <w:pPr>
+        <w:ind w:left="5040" w:hanging="360"/>
+      </w:pPr>
+      <w:rPr>
+        <w:rFonts w:ascii="Symbol" w:hAnsi="Symbol" w:hint="default"/>
+      </w:rPr>
+    </w:lvl>
+    <w:lvl w:ilvl="7" w:tplc="08090003" w:tentative="1">
+      <w:start w:val="1"/>
+      <w:numFmt w:val="bullet"/>
+      <w:lvlText w:val="o"/>
+      <w:lvlJc w:val="left"/>
+      <w:pPr>
+        <w:ind w:left="5760" w:hanging="360"/>
+      </w:pPr>
+      <w:rPr>
+        <w:rFonts w:ascii="Courier New" w:hAnsi="Courier New" w:cs="Courier New" w:hint="default"/>
+      </w:rPr>
+    </w:lvl>
+    <w:lvl w:ilvl="8" w:tplc="08090005" w:tentative="1">
+      <w:start w:val="1"/>
+      <w:numFmt w:val="bullet"/>
+      <w:lvlText w:val=""/>
+      <w:lvlJc w:val="left"/>
+      <w:pPr>
+        <w:ind w:left="6480" w:hanging="360"/>
+      </w:pPr>
+      <w:rPr>
+        <w:rFonts w:ascii="Wingdings" w:hAnsi="Wingdings" w:hint="default"/>
+      </w:rPr>
+    </w:lvl>
+  </w:abstractNum>
+  <w:abstractNum w:abstractNumId="13" w15:restartNumberingAfterBreak="0">
     <w:nsid w:val="3087630D"/>
     <w:multiLevelType w:val="hybridMultilevel"/>
     <w:tmpl w:val="63B454B6"/>
@@ -4355,7 +4923,7 @@
       </w:rPr>
     </w:lvl>
   </w:abstractNum>
-  <w:abstractNum w:abstractNumId="12" w15:restartNumberingAfterBreak="0">
+  <w:abstractNum w:abstractNumId="14" w15:restartNumberingAfterBreak="0">
     <w:nsid w:val="371E49DA"/>
     <w:multiLevelType w:val="hybridMultilevel"/>
     <w:tmpl w:val="EB72F5CE"/>
@@ -4468,7 +5036,7 @@
       </w:rPr>
     </w:lvl>
   </w:abstractNum>
-  <w:abstractNum w:abstractNumId="13" w15:restartNumberingAfterBreak="0">
+  <w:abstractNum w:abstractNumId="15" w15:restartNumberingAfterBreak="0">
     <w:nsid w:val="3CE44887"/>
     <w:multiLevelType w:val="hybridMultilevel"/>
     <w:tmpl w:val="72DCEFC2"/>
@@ -4581,7 +5149,7 @@
       </w:rPr>
     </w:lvl>
   </w:abstractNum>
-  <w:abstractNum w:abstractNumId="14" w15:restartNumberingAfterBreak="0">
+  <w:abstractNum w:abstractNumId="16" w15:restartNumberingAfterBreak="0">
     <w:nsid w:val="3FFF5F30"/>
     <w:multiLevelType w:val="hybridMultilevel"/>
     <w:tmpl w:val="75A251EE"/>
@@ -4694,7 +5262,7 @@
       </w:rPr>
     </w:lvl>
   </w:abstractNum>
-  <w:abstractNum w:abstractNumId="15" w15:restartNumberingAfterBreak="0">
+  <w:abstractNum w:abstractNumId="17" w15:restartNumberingAfterBreak="0">
     <w:nsid w:val="40333222"/>
     <w:multiLevelType w:val="hybridMultilevel"/>
     <w:tmpl w:val="B6F08DBC"/>
@@ -4704,7 +5272,7 @@
       <w:lvlText w:val=""/>
       <w:lvlJc w:val="left"/>
       <w:pPr>
-        <w:ind w:left="360" w:hanging="360"/>
+        <w:ind w:left="720" w:hanging="360"/>
       </w:pPr>
       <w:rPr>
         <w:rFonts w:ascii="Wingdings" w:hAnsi="Wingdings" w:hint="default"/>
@@ -4716,7 +5284,7 @@
       <w:lvlText w:val=""/>
       <w:lvlJc w:val="left"/>
       <w:pPr>
-        <w:ind w:left="360" w:hanging="360"/>
+        <w:ind w:left="720" w:hanging="360"/>
       </w:pPr>
       <w:rPr>
         <w:rFonts w:ascii="Wingdings" w:hAnsi="Wingdings" w:hint="default"/>
@@ -4728,7 +5296,7 @@
       <w:lvlText w:val=""/>
       <w:lvlJc w:val="left"/>
       <w:pPr>
-        <w:ind w:left="1375" w:hanging="360"/>
+        <w:ind w:left="1735" w:hanging="360"/>
       </w:pPr>
       <w:rPr>
         <w:rFonts w:ascii="Wingdings" w:hAnsi="Wingdings" w:hint="default"/>
@@ -4740,7 +5308,7 @@
       <w:lvlText w:val=""/>
       <w:lvlJc w:val="left"/>
       <w:pPr>
-        <w:ind w:left="2095" w:hanging="360"/>
+        <w:ind w:left="2455" w:hanging="360"/>
       </w:pPr>
       <w:rPr>
         <w:rFonts w:ascii="Symbol" w:hAnsi="Symbol" w:hint="default"/>
@@ -4752,7 +5320,7 @@
       <w:lvlText w:val="o"/>
       <w:lvlJc w:val="left"/>
       <w:pPr>
-        <w:ind w:left="2815" w:hanging="360"/>
+        <w:ind w:left="3175" w:hanging="360"/>
       </w:pPr>
       <w:rPr>
         <w:rFonts w:ascii="Courier New" w:hAnsi="Courier New" w:cs="Courier New" w:hint="default"/>
@@ -4764,7 +5332,7 @@
       <w:lvlText w:val=""/>
       <w:lvlJc w:val="left"/>
       <w:pPr>
-        <w:ind w:left="3535" w:hanging="360"/>
+        <w:ind w:left="3895" w:hanging="360"/>
       </w:pPr>
       <w:rPr>
         <w:rFonts w:ascii="Wingdings" w:hAnsi="Wingdings" w:hint="default"/>
@@ -4776,7 +5344,7 @@
       <w:lvlText w:val=""/>
       <w:lvlJc w:val="left"/>
       <w:pPr>
-        <w:ind w:left="4255" w:hanging="360"/>
+        <w:ind w:left="4615" w:hanging="360"/>
       </w:pPr>
       <w:rPr>
         <w:rFonts w:ascii="Symbol" w:hAnsi="Symbol" w:hint="default"/>
@@ -4788,7 +5356,7 @@
       <w:lvlText w:val="o"/>
       <w:lvlJc w:val="left"/>
       <w:pPr>
-        <w:ind w:left="4975" w:hanging="360"/>
+        <w:ind w:left="5335" w:hanging="360"/>
       </w:pPr>
       <w:rPr>
         <w:rFonts w:ascii="Courier New" w:hAnsi="Courier New" w:cs="Courier New" w:hint="default"/>
@@ -4800,14 +5368,14 @@
       <w:lvlText w:val=""/>
       <w:lvlJc w:val="left"/>
       <w:pPr>
-        <w:ind w:left="5695" w:hanging="360"/>
+        <w:ind w:left="6055" w:hanging="360"/>
       </w:pPr>
       <w:rPr>
         <w:rFonts w:ascii="Wingdings" w:hAnsi="Wingdings" w:hint="default"/>
       </w:rPr>
     </w:lvl>
   </w:abstractNum>
-  <w:abstractNum w:abstractNumId="16" w15:restartNumberingAfterBreak="0">
+  <w:abstractNum w:abstractNumId="18" w15:restartNumberingAfterBreak="0">
     <w:nsid w:val="4C424175"/>
     <w:multiLevelType w:val="hybridMultilevel"/>
     <w:tmpl w:val="F2BEF64E"/>
@@ -4920,7 +5488,7 @@
       </w:rPr>
     </w:lvl>
   </w:abstractNum>
-  <w:abstractNum w:abstractNumId="17" w15:restartNumberingAfterBreak="0">
+  <w:abstractNum w:abstractNumId="19" w15:restartNumberingAfterBreak="0">
     <w:nsid w:val="54E11372"/>
     <w:multiLevelType w:val="hybridMultilevel"/>
     <w:tmpl w:val="B8CC0FDA"/>
@@ -5033,7 +5601,7 @@
       </w:rPr>
     </w:lvl>
   </w:abstractNum>
-  <w:abstractNum w:abstractNumId="18" w15:restartNumberingAfterBreak="0">
+  <w:abstractNum w:abstractNumId="20" w15:restartNumberingAfterBreak="0">
     <w:nsid w:val="572F6377"/>
     <w:multiLevelType w:val="hybridMultilevel"/>
     <w:tmpl w:val="27AA283C"/>
@@ -5146,7 +5714,7 @@
       </w:rPr>
     </w:lvl>
   </w:abstractNum>
-  <w:abstractNum w:abstractNumId="19" w15:restartNumberingAfterBreak="0">
+  <w:abstractNum w:abstractNumId="21" w15:restartNumberingAfterBreak="0">
     <w:nsid w:val="66DE2BB0"/>
     <w:multiLevelType w:val="hybridMultilevel"/>
     <w:tmpl w:val="9282088A"/>
@@ -5259,7 +5827,7 @@
       </w:rPr>
     </w:lvl>
   </w:abstractNum>
-  <w:abstractNum w:abstractNumId="20" w15:restartNumberingAfterBreak="0">
+  <w:abstractNum w:abstractNumId="22" w15:restartNumberingAfterBreak="0">
     <w:nsid w:val="672C4A67"/>
     <w:multiLevelType w:val="hybridMultilevel"/>
     <w:tmpl w:val="476A4540"/>
@@ -5372,7 +5940,7 @@
       </w:rPr>
     </w:lvl>
   </w:abstractNum>
-  <w:abstractNum w:abstractNumId="21" w15:restartNumberingAfterBreak="0">
+  <w:abstractNum w:abstractNumId="23" w15:restartNumberingAfterBreak="0">
     <w:nsid w:val="700004C6"/>
     <w:multiLevelType w:val="hybridMultilevel"/>
     <w:tmpl w:val="93720C0C"/>
@@ -5492,70 +6060,70 @@
     <w:abstractNumId w:val="1"/>
   </w:num>
   <w:num w:numId="3" w16cid:durableId="1997218394">
-    <w:abstractNumId w:val="11"/>
+    <w:abstractNumId w:val="13"/>
   </w:num>
   <w:num w:numId="4" w16cid:durableId="1375807413">
-    <w:abstractNumId w:val="9"/>
+    <w:abstractNumId w:val="10"/>
   </w:num>
   <w:num w:numId="5" w16cid:durableId="847065461">
-    <w:abstractNumId w:val="9"/>
+    <w:abstractNumId w:val="10"/>
   </w:num>
   <w:num w:numId="6" w16cid:durableId="1766924223">
-    <w:abstractNumId w:val="9"/>
+    <w:abstractNumId w:val="10"/>
   </w:num>
   <w:num w:numId="7" w16cid:durableId="408502135">
-    <w:abstractNumId w:val="9"/>
+    <w:abstractNumId w:val="10"/>
   </w:num>
   <w:num w:numId="8" w16cid:durableId="213779516">
-    <w:abstractNumId w:val="9"/>
+    <w:abstractNumId w:val="10"/>
   </w:num>
   <w:num w:numId="9" w16cid:durableId="1731659118">
-    <w:abstractNumId w:val="9"/>
+    <w:abstractNumId w:val="10"/>
   </w:num>
   <w:num w:numId="10" w16cid:durableId="988365084">
-    <w:abstractNumId w:val="9"/>
+    <w:abstractNumId w:val="10"/>
   </w:num>
   <w:num w:numId="11" w16cid:durableId="451941235">
-    <w:abstractNumId w:val="9"/>
+    <w:abstractNumId w:val="10"/>
   </w:num>
   <w:num w:numId="12" w16cid:durableId="642853273">
-    <w:abstractNumId w:val="9"/>
+    <w:abstractNumId w:val="10"/>
   </w:num>
   <w:num w:numId="13" w16cid:durableId="2001470138">
-    <w:abstractNumId w:val="9"/>
+    <w:abstractNumId w:val="10"/>
   </w:num>
   <w:num w:numId="14" w16cid:durableId="1991133241">
-    <w:abstractNumId w:val="19"/>
+    <w:abstractNumId w:val="21"/>
   </w:num>
   <w:num w:numId="15" w16cid:durableId="1661421057">
     <w:abstractNumId w:val="5"/>
   </w:num>
   <w:num w:numId="16" w16cid:durableId="737747894">
-    <w:abstractNumId w:val="12"/>
+    <w:abstractNumId w:val="14"/>
   </w:num>
   <w:num w:numId="17" w16cid:durableId="425805613">
     <w:abstractNumId w:val="4"/>
   </w:num>
   <w:num w:numId="18" w16cid:durableId="426195211">
-    <w:abstractNumId w:val="18"/>
+    <w:abstractNumId w:val="20"/>
   </w:num>
   <w:num w:numId="19" w16cid:durableId="861671909">
-    <w:abstractNumId w:val="10"/>
+    <w:abstractNumId w:val="11"/>
   </w:num>
   <w:num w:numId="20" w16cid:durableId="445278332">
     <w:abstractNumId w:val="8"/>
   </w:num>
   <w:num w:numId="21" w16cid:durableId="323977024">
-    <w:abstractNumId w:val="20"/>
+    <w:abstractNumId w:val="22"/>
   </w:num>
   <w:num w:numId="22" w16cid:durableId="1964799543">
     <w:abstractNumId w:val="2"/>
   </w:num>
   <w:num w:numId="23" w16cid:durableId="2084909026">
-    <w:abstractNumId w:val="17"/>
+    <w:abstractNumId w:val="19"/>
   </w:num>
   <w:num w:numId="24" w16cid:durableId="588194250">
-    <w:abstractNumId w:val="16"/>
+    <w:abstractNumId w:val="18"/>
   </w:num>
   <w:num w:numId="25" w16cid:durableId="945235729">
     <w:abstractNumId w:val="3"/>
@@ -5564,19 +6132,25 @@
     <w:abstractNumId w:val="6"/>
   </w:num>
   <w:num w:numId="27" w16cid:durableId="1002316897">
-    <w:abstractNumId w:val="21"/>
+    <w:abstractNumId w:val="23"/>
   </w:num>
   <w:num w:numId="28" w16cid:durableId="917516920">
-    <w:abstractNumId w:val="15"/>
+    <w:abstractNumId w:val="17"/>
   </w:num>
   <w:num w:numId="29" w16cid:durableId="473448353">
-    <w:abstractNumId w:val="13"/>
+    <w:abstractNumId w:val="15"/>
   </w:num>
   <w:num w:numId="30" w16cid:durableId="1522744296">
     <w:abstractNumId w:val="7"/>
   </w:num>
   <w:num w:numId="31" w16cid:durableId="1316959173">
-    <w:abstractNumId w:val="14"/>
+    <w:abstractNumId w:val="16"/>
+  </w:num>
+  <w:num w:numId="32" w16cid:durableId="1341198827">
+    <w:abstractNumId w:val="9"/>
+  </w:num>
+  <w:num w:numId="33" w16cid:durableId="882794169">
+    <w:abstractNumId w:val="12"/>
   </w:num>
 </w:numbering>
 </file>

--- a/AJAYKUMAR_DHANDAPANI_WITHOUT_ASSIGNMENTS.docx
+++ b/AJAYKUMAR_DHANDAPANI_WITHOUT_ASSIGNMENTS.docx
@@ -2468,15 +2468,6 @@
         <w:t>Best Team award from Sony India in the year 2016 for successful migration of Garata Suite</w:t>
       </w:r>
     </w:p>
-    <w:p>
-      <w:pPr>
-        <w:pStyle w:val="ECVRelatedDocumentRow"/>
-        <w:spacing w:before="4" w:after="8"/>
-        <w:rPr>
-          <w:rFonts w:cs="Calibri"/>
-        </w:rPr>
-      </w:pPr>
-    </w:p>
     <w:sectPr>
       <w:headerReference w:type="even" r:id="rId8"/>
       <w:headerReference w:type="default" r:id="rId9"/>
@@ -3047,8 +3038,8 @@
         <w:rStyle w:val="BookTitle"/>
         <w:rFonts w:asciiTheme="minorHAnsi" w:hAnsiTheme="minorHAnsi" w:cstheme="minorHAnsi"/>
         <w:b w:val="0"/>
-        <w:sz w:val="28"/>
-        <w:szCs w:val="28"/>
+        <w:sz w:val="21"/>
+        <w:szCs w:val="21"/>
         <w:lang w:val="en-GB"/>
       </w:rPr>
     </w:pPr>
@@ -3079,7 +3070,19 @@
         <w:szCs w:val="21"/>
         <w:lang w:val="en-GB"/>
       </w:rPr>
-      <w:t xml:space="preserve"> Ludwigsburg - 71634, Germany </w:t>
+      <w:t xml:space="preserve">Ludwigsburg - 71634, Germany </w:t>
+    </w:r>
+    <w:r>
+      <w:rPr>
+        <w:rStyle w:val="BookTitle"/>
+        <w:rFonts w:asciiTheme="minorHAnsi" w:hAnsiTheme="minorHAnsi" w:cstheme="minorHAnsi"/>
+        <w:b w:val="0"/>
+        <w:i/>
+        <w:sz w:val="21"/>
+        <w:szCs w:val="21"/>
+        <w:lang w:val="en-GB"/>
+      </w:rPr>
+      <w:t xml:space="preserve"> </w:t>
     </w:r>
     <w:r>
       <w:rPr>
@@ -3107,23 +3110,6 @@
     </w:r>
     <w:r>
       <w:rPr>
-        <w:rFonts w:ascii="Apple Color Emoji" w:hAnsi="Apple Color Emoji" w:cs="Apple Color Emoji"/>
-        <w:sz w:val="21"/>
-        <w:szCs w:val="21"/>
-      </w:rPr>
-      <w:t>📱</w:t>
-    </w:r>
-    <w:r>
-      <w:rPr>
-        <w:rFonts w:asciiTheme="minorHAnsi" w:hAnsiTheme="minorHAnsi" w:cstheme="minorHAnsi"/>
-        <w:sz w:val="21"/>
-        <w:szCs w:val="21"/>
-        <w:lang w:val="en-GB"/>
-      </w:rPr>
-      <w:t xml:space="preserve"> </w:t>
-    </w:r>
-    <w:r>
-      <w:rPr>
         <w:rStyle w:val="BookTitle"/>
         <w:rFonts w:asciiTheme="minorHAnsi" w:hAnsiTheme="minorHAnsi" w:cstheme="minorHAnsi"/>
         <w:b w:val="0"/>
@@ -3132,6 +3118,35 @@
         <w:szCs w:val="21"/>
         <w:lang w:val="en-GB"/>
       </w:rPr>
+      <w:t xml:space="preserve"> </w:t>
+    </w:r>
+    <w:r>
+      <w:rPr>
+        <w:rFonts w:ascii="Apple Color Emoji" w:hAnsi="Apple Color Emoji" w:cs="Apple Color Emoji"/>
+        <w:sz w:val="21"/>
+        <w:szCs w:val="21"/>
+      </w:rPr>
+      <w:t>📱</w:t>
+    </w:r>
+    <w:r>
+      <w:rPr>
+        <w:rFonts w:asciiTheme="minorHAnsi" w:hAnsiTheme="minorHAnsi" w:cstheme="minorHAnsi"/>
+        <w:sz w:val="21"/>
+        <w:szCs w:val="21"/>
+        <w:lang w:val="en-GB"/>
+      </w:rPr>
+      <w:t xml:space="preserve"> </w:t>
+    </w:r>
+    <w:r>
+      <w:rPr>
+        <w:rStyle w:val="BookTitle"/>
+        <w:rFonts w:asciiTheme="minorHAnsi" w:hAnsiTheme="minorHAnsi" w:cstheme="minorHAnsi"/>
+        <w:b w:val="0"/>
+        <w:i/>
+        <w:sz w:val="21"/>
+        <w:szCs w:val="21"/>
+        <w:lang w:val="en-GB"/>
+      </w:rPr>
       <w:t xml:space="preserve">+49-15171482540  </w:t>
     </w:r>
     <w:r>
@@ -3145,6 +3160,15 @@
         <w:lang w:val="en-GB"/>
       </w:rPr>
       <w:t>|</w:t>
+    </w:r>
+    <w:r>
+      <w:rPr>
+        <w:rFonts w:asciiTheme="minorHAnsi" w:hAnsiTheme="minorHAnsi" w:cstheme="minorHAnsi"/>
+        <w:sz w:val="21"/>
+        <w:szCs w:val="21"/>
+        <w:lang w:val="en-GB"/>
+      </w:rPr>
+      <w:t xml:space="preserve"> </w:t>
     </w:r>
     <w:r>
       <w:rPr>
@@ -3229,6 +3253,22 @@
         <w:szCs w:val="21"/>
       </w:rPr>
     </w:pPr>
+    <w:r>
+      <w:rPr>
+        <w:rFonts w:ascii="Apple Color Emoji" w:hAnsi="Apple Color Emoji" w:cs="Apple Color Emoji"/>
+        <w:sz w:val="21"/>
+        <w:szCs w:val="21"/>
+      </w:rPr>
+      <w:t>🪪</w:t>
+    </w:r>
+    <w:r>
+      <w:rPr>
+        <w:rFonts w:asciiTheme="minorHAnsi" w:hAnsiTheme="minorHAnsi" w:cstheme="minorHAnsi"/>
+        <w:sz w:val="21"/>
+        <w:szCs w:val="21"/>
+      </w:rPr>
+      <w:t xml:space="preserve"> </w:t>
+    </w:r>
     <w:r>
       <w:rPr>
         <w:rFonts w:asciiTheme="minorHAnsi" w:eastAsia="Times New Roman" w:hAnsiTheme="minorHAnsi" w:cstheme="minorHAnsi"/>
@@ -3290,6 +3330,22 @@
         <w:szCs w:val="21"/>
       </w:rPr>
     </w:pPr>
+    <w:r>
+      <w:rPr>
+        <w:rFonts w:ascii="Apple Color Emoji" w:hAnsi="Apple Color Emoji" w:cs="Apple Color Emoji"/>
+        <w:sz w:val="21"/>
+        <w:szCs w:val="21"/>
+      </w:rPr>
+      <w:t>🗣️</w:t>
+    </w:r>
+    <w:r>
+      <w:rPr>
+        <w:rFonts w:asciiTheme="minorHAnsi" w:hAnsiTheme="minorHAnsi" w:cstheme="minorHAnsi"/>
+        <w:sz w:val="21"/>
+        <w:szCs w:val="21"/>
+      </w:rPr>
+      <w:t xml:space="preserve"> </w:t>
+    </w:r>
     <w:r>
       <w:rPr>
         <w:rStyle w:val="BookTitle"/>
